--- a/klagomål/A 5950-2024 FSC-klagomål.docx
+++ b/klagomål/A 5950-2024 FSC-klagomål.docx
@@ -664,7 +664,7 @@
     <w:r>
       <w:tab/>
       <w:tab/>
-      <w:t>2025-12-19</w:t>
+      <w:t>2025-12-20</w:t>
       <w:br/>
       <w:br/>
     </w:r>

--- a/klagomål/A 5950-2024 FSC-klagomål.docx
+++ b/klagomål/A 5950-2024 FSC-klagomål.docx
@@ -664,7 +664,7 @@
     <w:r>
       <w:tab/>
       <w:tab/>
-      <w:t>2025-12-20</w:t>
+      <w:t>2025-12-21</w:t>
       <w:br/>
       <w:br/>
     </w:r>

--- a/klagomål/A 5950-2024 FSC-klagomål.docx
+++ b/klagomål/A 5950-2024 FSC-klagomål.docx
@@ -664,7 +664,7 @@
     <w:r>
       <w:tab/>
       <w:tab/>
-      <w:t>2025-12-21</w:t>
+      <w:t>2025-12-22</w:t>
       <w:br/>
       <w:br/>
     </w:r>

--- a/klagomål/A 5950-2024 FSC-klagomål.docx
+++ b/klagomål/A 5950-2024 FSC-klagomål.docx
@@ -664,7 +664,7 @@
     <w:r>
       <w:tab/>
       <w:tab/>
-      <w:t>2025-12-22</w:t>
+      <w:t>2025-12-26</w:t>
       <w:br/>
       <w:br/>
     </w:r>

--- a/klagomål/A 5950-2024 FSC-klagomål.docx
+++ b/klagomål/A 5950-2024 FSC-klagomål.docx
@@ -664,7 +664,7 @@
     <w:r>
       <w:tab/>
       <w:tab/>
-      <w:t>2025-12-26</w:t>
+      <w:t>2025-12-28</w:t>
       <w:br/>
       <w:br/>
     </w:r>

--- a/klagomål/A 5950-2024 FSC-klagomål.docx
+++ b/klagomål/A 5950-2024 FSC-klagomål.docx
@@ -664,7 +664,7 @@
     <w:r>
       <w:tab/>
       <w:tab/>
-      <w:t>2025-12-28</w:t>
+      <w:t>2025-12-29</w:t>
       <w:br/>
       <w:br/>
     </w:r>

--- a/klagomål/A 5950-2024 FSC-klagomål.docx
+++ b/klagomål/A 5950-2024 FSC-klagomål.docx
@@ -664,7 +664,7 @@
     <w:r>
       <w:tab/>
       <w:tab/>
-      <w:t>2025-12-29</w:t>
+      <w:t>2025-12-30</w:t>
       <w:br/>
       <w:br/>
     </w:r>

--- a/klagomål/A 5950-2024 FSC-klagomål.docx
+++ b/klagomål/A 5950-2024 FSC-klagomål.docx
@@ -664,7 +664,7 @@
     <w:r>
       <w:tab/>
       <w:tab/>
-      <w:t>2025-12-30</w:t>
+      <w:t>2025-12-31</w:t>
       <w:br/>
       <w:br/>
     </w:r>

--- a/klagomål/A 5950-2024 FSC-klagomål.docx
+++ b/klagomål/A 5950-2024 FSC-klagomål.docx
@@ -664,7 +664,7 @@
     <w:r>
       <w:tab/>
       <w:tab/>
-      <w:t>2025-12-31</w:t>
+      <w:t>2026-01-03</w:t>
       <w:br/>
       <w:br/>
     </w:r>

--- a/klagomål/A 5950-2024 FSC-klagomål.docx
+++ b/klagomål/A 5950-2024 FSC-klagomål.docx
@@ -664,7 +664,7 @@
     <w:r>
       <w:tab/>
       <w:tab/>
-      <w:t>2026-01-07</w:t>
+      <w:t>2026-01-08</w:t>
       <w:br/>
       <w:br/>
     </w:r>

--- a/klagomål/A 5950-2024 FSC-klagomål.docx
+++ b/klagomål/A 5950-2024 FSC-klagomål.docx
@@ -664,7 +664,7 @@
     <w:r>
       <w:tab/>
       <w:tab/>
-      <w:t>2026-01-08</w:t>
+      <w:t>2026-01-09</w:t>
       <w:br/>
       <w:br/>
     </w:r>

--- a/klagomål/A 5950-2024 FSC-klagomål.docx
+++ b/klagomål/A 5950-2024 FSC-klagomål.docx
@@ -664,7 +664,7 @@
     <w:r>
       <w:tab/>
       <w:tab/>
-      <w:t>2026-01-09</w:t>
+      <w:t>2026-01-10</w:t>
       <w:br/>
       <w:br/>
     </w:r>

--- a/klagomål/A 5950-2024 FSC-klagomål.docx
+++ b/klagomål/A 5950-2024 FSC-klagomål.docx
@@ -664,7 +664,7 @@
     <w:r>
       <w:tab/>
       <w:tab/>
-      <w:t>2026-01-10</w:t>
+      <w:t>2026-01-11</w:t>
       <w:br/>
       <w:br/>
     </w:r>

--- a/klagomål/A 5950-2024 FSC-klagomål.docx
+++ b/klagomål/A 5950-2024 FSC-klagomål.docx
@@ -664,7 +664,7 @@
     <w:r>
       <w:tab/>
       <w:tab/>
-      <w:t>2026-01-11</w:t>
+      <w:t>2026-01-12</w:t>
       <w:br/>
       <w:br/>
     </w:r>

--- a/klagomål/A 5950-2024 FSC-klagomål.docx
+++ b/klagomål/A 5950-2024 FSC-klagomål.docx
@@ -664,7 +664,7 @@
     <w:r>
       <w:tab/>
       <w:tab/>
-      <w:t>2026-01-12</w:t>
+      <w:t>2026-01-13</w:t>
       <w:br/>
       <w:br/>
     </w:r>

--- a/klagomål/A 5950-2024 FSC-klagomål.docx
+++ b/klagomål/A 5950-2024 FSC-klagomål.docx
@@ -664,7 +664,7 @@
     <w:r>
       <w:tab/>
       <w:tab/>
-      <w:t>2026-01-13</w:t>
+      <w:t>2026-01-14</w:t>
       <w:br/>
       <w:br/>
     </w:r>

--- a/klagomål/A 5950-2024 FSC-klagomål.docx
+++ b/klagomål/A 5950-2024 FSC-klagomål.docx
@@ -664,7 +664,7 @@
     <w:r>
       <w:tab/>
       <w:tab/>
-      <w:t>2026-01-14</w:t>
+      <w:t>2026-01-15</w:t>
       <w:br/>
       <w:br/>
     </w:r>

--- a/klagomål/A 5950-2024 FSC-klagomål.docx
+++ b/klagomål/A 5950-2024 FSC-klagomål.docx
@@ -664,7 +664,7 @@
     <w:r>
       <w:tab/>
       <w:tab/>
-      <w:t>2026-01-15</w:t>
+      <w:t>2026-01-16</w:t>
       <w:br/>
       <w:br/>
     </w:r>

--- a/klagomål/A 5950-2024 FSC-klagomål.docx
+++ b/klagomål/A 5950-2024 FSC-klagomål.docx
@@ -664,7 +664,7 @@
     <w:r>
       <w:tab/>
       <w:tab/>
-      <w:t>2026-01-16</w:t>
+      <w:t>2026-01-17</w:t>
       <w:br/>
       <w:br/>
     </w:r>

--- a/klagomål/A 5950-2024 FSC-klagomål.docx
+++ b/klagomål/A 5950-2024 FSC-klagomål.docx
@@ -664,7 +664,7 @@
     <w:r>
       <w:tab/>
       <w:tab/>
-      <w:t>2026-01-17</w:t>
+      <w:t>2026-01-18</w:t>
       <w:br/>
       <w:br/>
     </w:r>

--- a/klagomål/A 5950-2024 FSC-klagomål.docx
+++ b/klagomål/A 5950-2024 FSC-klagomål.docx
@@ -664,7 +664,7 @@
     <w:r>
       <w:tab/>
       <w:tab/>
-      <w:t>2026-01-18</w:t>
+      <w:t>2026-01-19</w:t>
       <w:br/>
       <w:br/>
     </w:r>

--- a/klagomål/A 5950-2024 FSC-klagomål.docx
+++ b/klagomål/A 5950-2024 FSC-klagomål.docx
@@ -664,7 +664,7 @@
     <w:r>
       <w:tab/>
       <w:tab/>
-      <w:t>2026-01-19</w:t>
+      <w:t>2026-01-20</w:t>
       <w:br/>
       <w:br/>
     </w:r>

--- a/klagomål/A 5950-2024 FSC-klagomål.docx
+++ b/klagomål/A 5950-2024 FSC-klagomål.docx
@@ -664,7 +664,7 @@
     <w:r>
       <w:tab/>
       <w:tab/>
-      <w:t>2026-01-20</w:t>
+      <w:t>2026-01-21</w:t>
       <w:br/>
       <w:br/>
     </w:r>

--- a/klagomål/A 5950-2024 FSC-klagomål.docx
+++ b/klagomål/A 5950-2024 FSC-klagomål.docx
@@ -664,7 +664,7 @@
     <w:r>
       <w:tab/>
       <w:tab/>
-      <w:t>2026-01-21</w:t>
+      <w:t>2026-01-23</w:t>
       <w:br/>
       <w:br/>
     </w:r>

--- a/klagomål/A 5950-2024 FSC-klagomål.docx
+++ b/klagomål/A 5950-2024 FSC-klagomål.docx
@@ -664,7 +664,7 @@
     <w:r>
       <w:tab/>
       <w:tab/>
-      <w:t>2026-01-23</w:t>
+      <w:t>2026-01-24</w:t>
       <w:br/>
       <w:br/>
     </w:r>

--- a/klagomål/A 5950-2024 FSC-klagomål.docx
+++ b/klagomål/A 5950-2024 FSC-klagomål.docx
@@ -664,7 +664,7 @@
     <w:r>
       <w:tab/>
       <w:tab/>
-      <w:t>2026-01-24</w:t>
+      <w:t>2026-01-25</w:t>
       <w:br/>
       <w:br/>
     </w:r>

--- a/klagomål/A 5950-2024 FSC-klagomål.docx
+++ b/klagomål/A 5950-2024 FSC-klagomål.docx
@@ -664,7 +664,7 @@
     <w:r>
       <w:tab/>
       <w:tab/>
-      <w:t>2026-01-25</w:t>
+      <w:t>2026-01-26</w:t>
       <w:br/>
       <w:br/>
     </w:r>

--- a/klagomål/A 5950-2024 FSC-klagomål.docx
+++ b/klagomål/A 5950-2024 FSC-klagomål.docx
@@ -664,7 +664,7 @@
     <w:r>
       <w:tab/>
       <w:tab/>
-      <w:t>2026-01-26</w:t>
+      <w:t>2026-01-27</w:t>
       <w:br/>
       <w:br/>
     </w:r>

--- a/klagomål/A 5950-2024 FSC-klagomål.docx
+++ b/klagomål/A 5950-2024 FSC-klagomål.docx
@@ -664,7 +664,7 @@
     <w:r>
       <w:tab/>
       <w:tab/>
-      <w:t>2026-01-27</w:t>
+      <w:t>2026-01-28</w:t>
       <w:br/>
       <w:br/>
     </w:r>

--- a/klagomål/A 5950-2024 FSC-klagomål.docx
+++ b/klagomål/A 5950-2024 FSC-klagomål.docx
@@ -684,7 +684,7 @@
     <w:r>
       <w:tab/>
       <w:tab/>
-      <w:t>2026-03-02</w:t>
+      <w:t>2026-03-03</w:t>
       <w:br/>
       <w:br/>
     </w:r>

--- a/klagomål/A 5950-2024 FSC-klagomål.docx
+++ b/klagomål/A 5950-2024 FSC-klagomål.docx
@@ -684,7 +684,7 @@
     <w:r>
       <w:tab/>
       <w:tab/>
-      <w:t>2026-03-03</w:t>
+      <w:t>2026-03-04</w:t>
       <w:br/>
       <w:br/>
     </w:r>

--- a/klagomål/A 5950-2024 FSC-klagomål.docx
+++ b/klagomål/A 5950-2024 FSC-klagomål.docx
@@ -684,7 +684,7 @@
     <w:r>
       <w:tab/>
       <w:tab/>
-      <w:t>2026-03-04</w:t>
+      <w:t>2026-03-05</w:t>
       <w:br/>
       <w:br/>
     </w:r>

--- a/klagomål/A 5950-2024 FSC-klagomål.docx
+++ b/klagomål/A 5950-2024 FSC-klagomål.docx
@@ -684,7 +684,7 @@
     <w:r>
       <w:tab/>
       <w:tab/>
-      <w:t>2026-03-05</w:t>
+      <w:t>2026-03-06</w:t>
       <w:br/>
       <w:br/>
     </w:r>

--- a/klagomål/A 5950-2024 FSC-klagomål.docx
+++ b/klagomål/A 5950-2024 FSC-klagomål.docx
@@ -684,7 +684,7 @@
     <w:r>
       <w:tab/>
       <w:tab/>
-      <w:t>2026-03-06</w:t>
+      <w:t>2026-03-07</w:t>
       <w:br/>
       <w:br/>
     </w:r>

--- a/klagomål/A 5950-2024 FSC-klagomål.docx
+++ b/klagomål/A 5950-2024 FSC-klagomål.docx
@@ -684,7 +684,7 @@
     <w:r>
       <w:tab/>
       <w:tab/>
-      <w:t>2026-03-07</w:t>
+      <w:t>2026-03-08</w:t>
       <w:br/>
       <w:br/>
     </w:r>

--- a/klagomål/A 5950-2024 FSC-klagomål.docx
+++ b/klagomål/A 5950-2024 FSC-klagomål.docx
@@ -684,7 +684,7 @@
     <w:r>
       <w:tab/>
       <w:tab/>
-      <w:t>2026-03-08</w:t>
+      <w:t>2026-03-09</w:t>
       <w:br/>
       <w:br/>
     </w:r>

--- a/klagomål/A 5950-2024 FSC-klagomål.docx
+++ b/klagomål/A 5950-2024 FSC-klagomål.docx
@@ -684,7 +684,7 @@
     <w:r>
       <w:tab/>
       <w:tab/>
-      <w:t>2026-03-09</w:t>
+      <w:t>2026-03-10</w:t>
       <w:br/>
       <w:br/>
     </w:r>

--- a/klagomål/A 5950-2024 FSC-klagomål.docx
+++ b/klagomål/A 5950-2024 FSC-klagomål.docx
@@ -684,7 +684,7 @@
     <w:r>
       <w:tab/>
       <w:tab/>
-      <w:t>2026-03-10</w:t>
+      <w:t>2026-03-11</w:t>
       <w:br/>
       <w:br/>
     </w:r>

--- a/klagomål/A 5950-2024 FSC-klagomål.docx
+++ b/klagomål/A 5950-2024 FSC-klagomål.docx
@@ -684,7 +684,7 @@
     <w:r>
       <w:tab/>
       <w:tab/>
-      <w:t>2026-03-11</w:t>
+      <w:t>2026-03-12</w:t>
       <w:br/>
       <w:br/>
     </w:r>

--- a/klagomål/A 5950-2024 FSC-klagomål.docx
+++ b/klagomål/A 5950-2024 FSC-klagomål.docx
@@ -684,7 +684,7 @@
     <w:r>
       <w:tab/>
       <w:tab/>
-      <w:t>2026-03-12</w:t>
+      <w:t>2026-03-13</w:t>
       <w:br/>
       <w:br/>
     </w:r>

--- a/klagomål/A 5950-2024 FSC-klagomål.docx
+++ b/klagomål/A 5950-2024 FSC-klagomål.docx
@@ -684,7 +684,7 @@
     <w:r>
       <w:tab/>
       <w:tab/>
-      <w:t>2026-03-13</w:t>
+      <w:t>2026-03-16</w:t>
       <w:br/>
       <w:br/>
     </w:r>

--- a/klagomål/A 5950-2024 FSC-klagomål.docx
+++ b/klagomål/A 5950-2024 FSC-klagomål.docx
@@ -684,7 +684,7 @@
     <w:r>
       <w:tab/>
       <w:tab/>
-      <w:t>2026-03-16</w:t>
+      <w:t>2026-03-17</w:t>
       <w:br/>
       <w:br/>
     </w:r>

--- a/klagomål/A 5950-2024 FSC-klagomål.docx
+++ b/klagomål/A 5950-2024 FSC-klagomål.docx
@@ -684,7 +684,7 @@
     <w:r>
       <w:tab/>
       <w:tab/>
-      <w:t>2026-03-17</w:t>
+      <w:t>2026-03-18</w:t>
       <w:br/>
       <w:br/>
     </w:r>

--- a/klagomål/A 5950-2024 FSC-klagomål.docx
+++ b/klagomål/A 5950-2024 FSC-klagomål.docx
@@ -684,7 +684,7 @@
     <w:r>
       <w:tab/>
       <w:tab/>
-      <w:t>2026-03-18</w:t>
+      <w:t>2026-03-19</w:t>
       <w:br/>
       <w:br/>
     </w:r>

--- a/klagomål/A 5950-2024 FSC-klagomål.docx
+++ b/klagomål/A 5950-2024 FSC-klagomål.docx
@@ -684,7 +684,7 @@
     <w:r>
       <w:tab/>
       <w:tab/>
-      <w:t>2026-03-19</w:t>
+      <w:t>2026-03-20</w:t>
       <w:br/>
       <w:br/>
     </w:r>

--- a/klagomål/A 5950-2024 FSC-klagomål.docx
+++ b/klagomål/A 5950-2024 FSC-klagomål.docx
@@ -684,7 +684,7 @@
     <w:r>
       <w:tab/>
       <w:tab/>
-      <w:t>2026-03-20</w:t>
+      <w:t>2026-03-21</w:t>
       <w:br/>
       <w:br/>
     </w:r>

--- a/klagomål/A 5950-2024 FSC-klagomål.docx
+++ b/klagomål/A 5950-2024 FSC-klagomål.docx
@@ -684,7 +684,7 @@
     <w:r>
       <w:tab/>
       <w:tab/>
-      <w:t>2026-03-21</w:t>
+      <w:t>2026-03-22</w:t>
       <w:br/>
       <w:br/>
     </w:r>

--- a/klagomål/A 5950-2024 FSC-klagomål.docx
+++ b/klagomål/A 5950-2024 FSC-klagomål.docx
@@ -684,7 +684,7 @@
     <w:r>
       <w:tab/>
       <w:tab/>
-      <w:t>2026-03-22</w:t>
+      <w:t>2026-03-23</w:t>
       <w:br/>
       <w:br/>
     </w:r>

--- a/klagomål/A 5950-2024 FSC-klagomål.docx
+++ b/klagomål/A 5950-2024 FSC-klagomål.docx
@@ -684,7 +684,7 @@
     <w:r>
       <w:tab/>
       <w:tab/>
-      <w:t>2026-06-15</w:t>
+      <w:t>2026-06-16</w:t>
       <w:br/>
       <w:br/>
     </w:r>

--- a/klagomål/A 5950-2024 FSC-klagomål.docx
+++ b/klagomål/A 5950-2024 FSC-klagomål.docx
@@ -684,7 +684,7 @@
     <w:r>
       <w:tab/>
       <w:tab/>
-      <w:t>2026-06-16</w:t>
+      <w:t>2026-06-17</w:t>
       <w:br/>
       <w:br/>
     </w:r>

--- a/klagomål/A 5950-2024 FSC-klagomål.docx
+++ b/klagomål/A 5950-2024 FSC-klagomål.docx
@@ -1,6 +1,6 @@
 
 <file path=word/document.xml><?xml version="1.0" encoding="utf-8"?>
-<w:document xmlns:wpc="http://schemas.microsoft.com/office/word/2010/wordprocessingCanvas" xmlns:cx="http://schemas.microsoft.com/office/drawing/2014/chartex" xmlns:cx1="http://schemas.microsoft.com/office/drawing/2015/9/8/chartex" xmlns:cx2="http://schemas.microsoft.com/office/drawing/2015/10/21/chartex" xmlns:cx3="http://schemas.microsoft.com/office/drawing/2016/5/9/chartex" xmlns:cx4="http://schemas.microsoft.com/office/drawing/2016/5/10/chartex" xmlns:cx5="http://schemas.microsoft.com/office/drawing/2016/5/11/chartex" xmlns:cx6="http://schemas.microsoft.com/office/drawing/2016/5/12/chartex" xmlns:cx7="http://schemas.microsoft.com/office/drawing/2016/5/13/chartex" xmlns:cx8="http://schemas.microsoft.com/office/drawing/2016/5/14/chartex" xmlns:mc="http://schemas.openxmlformats.org/markup-compatibility/2006" xmlns:aink="http://schemas.microsoft.com/office/drawing/2016/ink" xmlns:am3d="http://schemas.microsoft.com/office/drawing/2017/model3d" xmlns:o="urn:schemas-microsoft-com:office:office" xmlns:oel="http://schemas.microsoft.com/office/2019/extlst" xmlns:r="http://schemas.openxmlformats.org/officeDocument/2006/relationships" xmlns:m="http://schemas.openxmlformats.org/officeDocument/2006/math" xmlns:v="urn:schemas-microsoft-com:vml" xmlns:wp14="http://schemas.microsoft.com/office/word/2010/wordprocessingDrawing" xmlns:wp="http://schemas.openxmlformats.org/drawingml/2006/wordprocessingDrawing" xmlns:w10="urn:schemas-microsoft-com:office:word" xmlns:w="http://schemas.openxmlformats.org/wordprocessingml/2006/main" xmlns:w14="http://schemas.microsoft.com/office/word/2010/wordml" xmlns:w15="http://schemas.microsoft.com/office/word/2012/wordml" xmlns:w16cex="http://schemas.microsoft.com/office/word/2018/wordml/cex" xmlns:w16cid="http://schemas.microsoft.com/office/word/2016/wordml/cid" xmlns:w16="http://schemas.microsoft.com/office/word/2018/wordml" xmlns:w16sdtdh="http://schemas.microsoft.com/office/word/2020/wordml/sdtdatahash" xmlns:w16se="http://schemas.microsoft.com/office/word/2015/wordml/symex" xmlns:wpg="http://schemas.microsoft.com/office/word/2010/wordprocessingGroup" xmlns:wpi="http://schemas.microsoft.com/office/word/2010/wordprocessingInk" xmlns:wne="http://schemas.microsoft.com/office/word/2006/wordml" xmlns:wps="http://schemas.microsoft.com/office/word/2010/wordprocessingShape" mc:Ignorable="w14 w15 w16se w16cid w16 w16cex w16sdtdh wp14">
+<w:document xmlns:wpc="http://schemas.microsoft.com/office/word/2010/wordprocessingCanvas" xmlns:cx="http://schemas.microsoft.com/office/drawing/2014/chartex" xmlns:cx1="http://schemas.microsoft.com/office/drawing/2015/9/8/chartex" xmlns:cx2="http://schemas.microsoft.com/office/drawing/2015/10/21/chartex" xmlns:cx3="http://schemas.microsoft.com/office/drawing/2016/5/9/chartex" xmlns:cx4="http://schemas.microsoft.com/office/drawing/2016/5/10/chartex" xmlns:cx5="http://schemas.microsoft.com/office/drawing/2016/5/11/chartex" xmlns:cx6="http://schemas.microsoft.com/office/drawing/2016/5/12/chartex" xmlns:cx7="http://schemas.microsoft.com/office/drawing/2016/5/13/chartex" xmlns:cx8="http://schemas.microsoft.com/office/drawing/2016/5/14/chartex" xmlns:mc="http://schemas.openxmlformats.org/markup-compatibility/2006" xmlns:aink="http://schemas.microsoft.com/office/drawing/2016/ink" xmlns:am3d="http://schemas.microsoft.com/office/drawing/2017/model3d" xmlns:o="urn:schemas-microsoft-com:office:office" xmlns:oel="http://schemas.microsoft.com/office/2019/extlst" xmlns:r="http://schemas.openxmlformats.org/officeDocument/2006/relationships" xmlns:m="http://schemas.openxmlformats.org/officeDocument/2006/math" xmlns:v="urn:schemas-microsoft-com:vml" xmlns:wp14="http://schemas.microsoft.com/office/word/2010/wordprocessingDrawing" xmlns:wp="http://schemas.openxmlformats.org/drawingml/2006/wordprocessingDrawing" xmlns:w10="urn:schemas-microsoft-com:office:word" xmlns:w="http://schemas.openxmlformats.org/wordprocessingml/2006/main" xmlns:w14="http://schemas.microsoft.com/office/word/2010/wordml" xmlns:w15="http://schemas.microsoft.com/office/word/2012/wordml" xmlns:w16cex="http://schemas.microsoft.com/office/word/2018/wordml/cex" xmlns:w16cid="http://schemas.microsoft.com/office/word/2016/wordml/cid" xmlns:w16="http://schemas.microsoft.com/office/word/2018/wordml" xmlns:w16du="http://schemas.microsoft.com/office/word/2023/wordml/word16du" xmlns:w16sdtdh="http://schemas.microsoft.com/office/word/2020/wordml/sdtdatahash" xmlns:w16sdtfl="http://schemas.microsoft.com/office/word/2024/wordml/sdtformatlock" xmlns:w16se="http://schemas.microsoft.com/office/word/2015/wordml/symex" xmlns:wpg="http://schemas.microsoft.com/office/word/2010/wordprocessingGroup" xmlns:wpi="http://schemas.microsoft.com/office/word/2010/wordprocessingInk" xmlns:wne="http://schemas.microsoft.com/office/word/2006/wordml" xmlns:wps="http://schemas.microsoft.com/office/word/2010/wordprocessingShape" mc:Ignorable="w14 w15 w16se w16cid w16 w16cex w16sdtdh w16sdtfl w16du wp14">
   <w:body>
     <w:p>
       <w:r>
@@ -168,12 +168,12 @@
     </w:p>
     <w:p>
       <w:r>
-        <w:t>Detta dokument behandlar höga naturvärden i avverkningsanmälan A 5950-2024 i Kristianstads kommun. Denna avverkningsanmälan inkom 2024-02-13 00:00:00 och omfattar 0,7 ha.</w:t>
+        <w:t>Detta dokument behandlar höga naturvärden i avverkningsanmälan A 5950-2024 i Kristianstads kommun som inkom 2024-02-13 och omfattar 0,7 ha.</w:t>
       </w:r>
     </w:p>
     <w:p>
       <w:r>
-        <w:t>Nedan presenteras fynd av naturvårdsarter och fridlysta arter som gjorts i det avverkningsanmälda området, samt relevanta utdrag ur standarderna för FSC, Chain of Custody, Controlled Wood och PEFC.</w:t>
+        <w:t>Nedan presenteras fynd av naturvårdsarter och fridlysta arter som gjorts i det avverkningsanmälda området, samt relevanta utdrag ur standarderna för FSC, Chain of Custody, Controlled Wood och PEFC. I BILAGA 1 finns artfakta om fridlysta arter.</w:t>
       </w:r>
     </w:p>
     <w:p>
@@ -191,12 +191,15 @@
     </w:p>
     <w:p>
       <w:r>
-        <w:t>I avverkningsanmälan har följande 2 naturvårdsarter hittats: rostfläck (S) och vanlig padda (§6). Arter som är signalarter enligt Skogsstyrelsen har markerats med (S). För fridlysta arter anges även paragrafen i Artskyddsförordningen som arten är fridlyst enligt.</w:t>
+        <w:t>I och inom 15 meter från avverkningsanmälan har följande 7 naturvårdsarter hittats: entita (NT, T, §4), gullpudra (NT, T), havstulpanlav (S, T), lundvårlök (S, T), rostfläck (S, T), västlig hakmossa (S) och vanlig padda (§6). Av dessa är 2 rödlistade. För rödlistade arter har rödlistekategorin angivits inom parentes. Arter som är signalarter enligt Skogsstyrelsen har markerats med (S). Typiska arter inom Natura 2000 som är kopplade till skogsekosystem har markerats med (T). För fridlysta arter anges även paragrafen i Artskyddsförordningen som arten är fridlyst enligt.</w:t>
       </w:r>
     </w:p>
     <w:p>
       <w:r>
-        <w:t>De påträffade naturvårdsarterna är ett tydligt kvitto på att detta rör sig om en skog med höga naturvärden. I Figur 1 visas en karta över det avverkningsanmälda området, där samtliga fyndplatser för naturvårdsarter som finns registrerade på Artportalen har markerats.</w:t>
+        <w:t>De påträffade naturvårdsarterna är ett tydligt kvitto på att det rör sig om en skog med höga naturvärden.</w:t>
+      </w:r>
+      <w:r>
+        <w:t xml:space="preserve"> I Figur 1 visas fyndplatser för naturvårdsarter i området, som finns registrerade på Artportalen.</w:t>
       </w:r>
     </w:p>
     <w:p>
@@ -206,7 +209,7 @@
       <w:r>
         <w:drawing>
           <wp:inline xmlns:a="http://schemas.openxmlformats.org/drawingml/2006/main" xmlns:pic="http://schemas.openxmlformats.org/drawingml/2006/picture">
-            <wp:extent cx="5486400" cy="4688192"/>
+            <wp:extent cx="5486400" cy="4614284"/>
             <wp:docPr id="1" name="Picture 1"/>
             <wp:cNvGraphicFramePr>
               <a:graphicFrameLocks noChangeAspect="1"/>
@@ -227,7 +230,7 @@
                   <pic:spPr>
                     <a:xfrm>
                       <a:off x="0" y="0"/>
-                      <a:ext cx="5486400" cy="4688192"/>
+                      <a:ext cx="5486400" cy="4614284"/>
                     </a:xfrm>
                     <a:prstGeom prst="rect"/>
                   </pic:spPr>
@@ -241,9 +244,157 @@
     <w:p>
       <w:pPr>
         <w:pStyle w:val="Caption"/>
+        <w:spacing w:after="240"/>
       </w:pPr>
       <w:r>
-        <w:t>Figur 1. Fyndplatser för naturvårdsarter i det avverkningsanmälda området (röd linje). Markörer utan svart kant är placerade på fyndplatsen. Markörer med svart kant är placerade vid sidan av fyndplatsen och har ett svart streck som visar fyndplatsens exakta position. Kartans mittpunktskoordinat är N 6207838, E 438897 i SWEREF 99 TM.</w:t>
+        <w:t>Figur 1. Fyndplatser för naturvårdsarter i och inom 15 meter från avverkningsanmälan (röd linje). Markörer utan svart kant är placerade på fyndplatsen. Markörer med svart kant är placerade vid sidan av fyndplatsen och har ett svart streck som visar fyndplatsens exakta position. Kartans mittpunktskoordinat är N 6207838, E 438897 i SWEREF 99 TM.</w:t>
+      </w:r>
+    </w:p>
+    <w:p>
+      <w:pPr>
+        <w:pStyle w:val="Heading2"/>
+      </w:pPr>
+      <w:r>
+        <w:t>Fridlysta arter</w:t>
+      </w:r>
+    </w:p>
+    <w:p>
+      <w:r>
+        <w:t>Följande fridlysta arter har sina livsmiljöer och växtplatser i den avverkningsanmälda skogen: entita (NT, T, §4) och vanlig padda (§6).</w:t>
+      </w:r>
+    </w:p>
+    <w:p>
+      <w:r>
+        <w:t xml:space="preserve">Observera att medlemsländerna är skyldiga att agera i enlighet med EU:s fågeldirektiv där det uttryckligen står att direktivet gäller för fåglar samt för deras ägg, bon och </w:t>
+      </w:r>
+      <w:r>
+        <w:rPr>
+          <w:b/>
+        </w:rPr>
+        <w:t xml:space="preserve">livsmiljöer </w:t>
+      </w:r>
+      <w:r>
+        <w:t>(artikel 1). Vidare att de åtgärder som vidtas inte får leda till en försämring av den nuvarande situationen beträffande bevarandet av de fågelarter som avses i artikel 1 (artikel 13). Fågeldirektivet är styrande för tillsynsansvariga myndigheters ärendehantering, ställningstaganden och beslutsfattande.</w:t>
+      </w:r>
+    </w:p>
+    <w:p>
+      <w:r>
+        <w:rPr>
+          <w:b/>
+        </w:rPr>
+        <w:t>Entita (NT, §4)</w:t>
+      </w:r>
+      <w:r>
+        <w:t xml:space="preserve">, rödlistad som nära hotad och prioriterad art i Skogsvårdslagen, har häckningsrevir i anmälan. Minskningstakten innevarande 10-årsperiod beräknas till 20 (10–30) % och bedöms vara nära gränsvärdet för Sårbar (VU). Entitan är ortstrogen och reviret är i genomsnitt omkring 5 hektar, ibland uppåt 20 hektar stort. Entitan är en utpräglad lövskogsfågel som föredrar flerskiktade, gärna högvuxna skogar med inslag av äldre träd och välutvecklat buskskikt. Även alkärr med videsnår hör till de miljöer som utnyttjas. Arten häckar ofta i skogar som är svagt eller inte alls påverkade av skogsbruk, ofta rör det sig om värdekärnor med höga naturvärden. Entitan missgynnas av konventionellt skogsbruk och dess ortstrohet och dåliga spridningsförmåga gör den känslig för fragmentering. Entita är typisk art för </w:t>
+      </w:r>
+      <w:r>
+        <w:rPr>
+          <w:i/>
+        </w:rPr>
+        <w:t>9080 Lövsumpskog</w:t>
+      </w:r>
+      <w:r>
+        <w:t xml:space="preserve"> (Skogsstyrelsen, 2016, SLU Artdatabanken, 2021).</w:t>
+      </w:r>
+    </w:p>
+    <w:p>
+      <w:r>
+        <w:t>I BILAGA 1 finns mer detaljerad information om ekologi samt krav på livsmiljö hos fridlysta arter.</w:t>
+      </w:r>
+    </w:p>
+    <w:p>
+      <w:pPr>
+        <w:pStyle w:val="Heading2"/>
+      </w:pPr>
+      <w:r>
+        <w:t>Övriga naturvårdsarter</w:t>
+      </w:r>
+    </w:p>
+    <w:p>
+      <w:r>
+        <w:rPr>
+          <w:b/>
+        </w:rPr>
+        <w:t>Gullpudra (NT)</w:t>
+      </w:r>
+      <w:r>
+        <w:t xml:space="preserve"> växer sparsamt främst i källpåverkad sumpskog i södra och mellersta Sverige norrut till Jämtland-Västernorrland. Kommer in på rödlistan för första gången 2025 till följd av en stark minskning (&gt;50%) i Riksskogstaxeringens data. Minskningstakten överstiger gränsvärdet för Starkt hotad (EN) enligt A-kriteriet.  Då minskningen har en stor osäkerhet så nedgraderas rödlistekategorin två steg till Nära hotad. Gullpudra är typisk art för </w:t>
+      </w:r>
+      <w:r>
+        <w:rPr>
+          <w:i/>
+        </w:rPr>
+        <w:t xml:space="preserve">9080 Lövsumpskog, 7160 Källor och källkärr </w:t>
+      </w:r>
+      <w:r>
+        <w:t>och</w:t>
+      </w:r>
+      <w:r>
+        <w:rPr>
+          <w:i/>
+        </w:rPr>
+        <w:t xml:space="preserve"> 7310 Aapamyrar</w:t>
+      </w:r>
+      <w:r>
+        <w:t xml:space="preserve"> (SLU Artdatabanken, 2026).</w:t>
+      </w:r>
+    </w:p>
+    <w:p>
+      <w:r>
+        <w:rPr>
+          <w:b/>
+        </w:rPr>
+        <w:t>Havstulpanlav</w:t>
+      </w:r>
+      <w:r>
+        <w:t xml:space="preserve"> är en mycket bra signalart som överallt indikerar skogsbestånd med höga naturvärden. Den växer främst på barken av lövträd i gamla, skuggiga och fuktiga skogsmiljöer, men förekommer relativt ofta även på äldre gran i sumpskog. Havstulpanlav är typisk art för </w:t>
+      </w:r>
+      <w:r>
+        <w:rPr>
+          <w:i/>
+        </w:rPr>
+        <w:t xml:space="preserve">9020 Nordlig ädellövskog, 9070 Trädklädd betesmark, 9110 Näringsfattig bokskog, 9130 Näringsrik bokskog, 9160 Näringsrik ekskog, 9180 Ädellövskog i branter </w:t>
+      </w:r>
+      <w:r>
+        <w:t>och</w:t>
+      </w:r>
+      <w:r>
+        <w:rPr>
+          <w:i/>
+        </w:rPr>
+        <w:t xml:space="preserve"> 9190 Näringsfattig ekskog </w:t>
+      </w:r>
+      <w:r>
+        <w:t>(Nitare &amp; Skogsstyrelsen, 2019; SLU Artdatabanken, 2025).</w:t>
+      </w:r>
+    </w:p>
+    <w:p>
+      <w:r>
+        <w:rPr>
+          <w:b/>
+        </w:rPr>
+        <w:t>Lundvårlök</w:t>
+      </w:r>
+      <w:r>
+        <w:t xml:space="preserve"> visar på skyddsvärda ädellövskogar och lundar, men också på örtrika alkärr och andra lövskogsmiljöer med höga naturvärden. Många av dagens förekomster har en tydlig reliktkaraktär och är troligen mycket gamla kvarlevor från en tid då ädellövskogen hade större utbredning underden postglaciala värmetiden (stenålder-bronsåler). Lundvårlök är typisk art för </w:t>
+      </w:r>
+      <w:r>
+        <w:rPr>
+          <w:i/>
+        </w:rPr>
+        <w:t xml:space="preserve">9750 Svämlövskog </w:t>
+      </w:r>
+      <w:r>
+        <w:t xml:space="preserve">och </w:t>
+      </w:r>
+      <w:r>
+        <w:rPr>
+          <w:i/>
+        </w:rPr>
+        <w:t xml:space="preserve">9760 Svämädellövskog </w:t>
+      </w:r>
+      <w:r>
+        <w:t>(Nitare &amp; Skogsstyrelsen, 2019; SLU Artdatabanken, 2025).</w:t>
       </w:r>
     </w:p>
     <w:p>
@@ -264,19 +415,6 @@
       </w:r>
       <w:r>
         <w:t>(Nitare &amp; Skogsstyrelsen, 2019; SLU Artdatabanken, 2025).</w:t>
-      </w:r>
-    </w:p>
-    <w:p>
-      <w:pPr>
-        <w:pStyle w:val="Heading1"/>
-      </w:pPr>
-      <w:r>
-        <w:t>Fridlysta arter</w:t>
-      </w:r>
-    </w:p>
-    <w:p>
-      <w:r>
-        <w:t>Följande fridlysta arter har sina livsmiljöer och växtplatser i den avverkningsanmälda skogen: vanlig padda (§6).</w:t>
       </w:r>
     </w:p>
     <w:p>
@@ -331,6 +469,22 @@
       <w:r>
         <w:t>I den avverkningsanmälda skogen har fridlysta arter sina livsmiljöer och växtplatser. Att skada de fridlysta arternas livsmiljöer, växtplatser eller ekologiska funktion är inte tillåtet enligt artskyddsförordningen.</w:t>
       </w:r>
+      <w:r>
+        <w:rPr>
+          <w:i/>
+        </w:rPr>
+        <w:t xml:space="preserve"> EU:s medlemsländer och skogsbolag är skyldiga att agera i enlighet med EU:s fågeldirektiv där det uttryckligen står att direktivet gäller för fåglar samt för deras ägg, bon och </w:t>
+      </w:r>
+      <w:r>
+        <w:rPr>
+          <w:b/>
+          <w:i/>
+        </w:rPr>
+        <w:t xml:space="preserve">livsmiljöer </w:t>
+      </w:r>
+      <w:r>
+        <w:t>(artikel 1). Vidare att de åtgärder som vidtas inte får leda till en försämring av den nuvarande situationen beträffande bevarandet av de fågelarter som avses i artikel 1 (artikel 13).</w:t>
+      </w:r>
     </w:p>
     <w:p>
       <w:r>
@@ -369,7 +523,7 @@
         <w:rPr>
           <w:i/>
         </w:rPr>
-        <w:t>I det avverkningsanmälda skogsområdet har 2 naturvårdsarter varav 0 rödlistade arter sina livsmiljöer och växtplatser.</w:t>
+        <w:t>I det avverkningsanmälda skogsområdet har 7 naturvårdsarter varav 2 rödlistade arter sina livsmiljöer och växtplatser.</w:t>
       </w:r>
     </w:p>
     <w:p>
@@ -556,6 +710,92 @@
         <w:t>I den avverkningsanmälda skogen har fridlysta arter sina livsmiljöer och växtplatser. Att skada de fridlysta arternas livsmiljöer, växtplatser eller ekologiska funktion är inte tillåtet enligt artskyddsförordningen</w:t>
       </w:r>
     </w:p>
+    <w:p>
+      <w:r>
+        <w:br w:type="page"/>
+      </w:r>
+    </w:p>
+    <w:p>
+      <w:pPr>
+        <w:pStyle w:val="Title"/>
+      </w:pPr>
+      <w:r>
+        <w:t>BILAGA 1 – Fridlysta arter</w:t>
+      </w:r>
+    </w:p>
+    <w:p>
+      <w:pPr>
+        <w:pStyle w:val="Heading1"/>
+      </w:pPr>
+      <w:r>
+        <w:t>Entita – ekologi samt krav på livsmiljön</w:t>
+      </w:r>
+    </w:p>
+    <w:p>
+      <w:r>
+        <w:t xml:space="preserve">Entita (NT, §4) är rödlistad som nära hotad, fridlyst och prioriterad art enligt Skogsvårdslagen. Den omfattas av EU:s fågeldirektiv och är typisk art för </w:t>
+      </w:r>
+      <w:r>
+        <w:rPr>
+          <w:i/>
+        </w:rPr>
+        <w:t>9080 Lövsumpskog</w:t>
+      </w:r>
+      <w:r>
+        <w:t>. Minskningstakten har uppgått till 20 (10–30) % under de senaste 10 åren och bedöms vara nära gränsvärdet för Sårbar (VU). (A2b) (SLU Artdatabanken, 2021).</w:t>
+      </w:r>
+    </w:p>
+    <w:p>
+      <w:r>
+        <w:t>Entitan är en utpräglad lövskogsfågel som påträffas i ädellövskogar, strandskogar, ekhagar, igenväxande hagmarker, lövdungar, parker och trädgårdar. Den föredrar flerskiktade, gärna högvuxna skogar med inslag av äldre träd och med ett välutvecklat buskskikt. Ek- och hasseldominerade skogar och dungar, samt alkärr med videsnår, hör till de miljöer som ofta utnyttjas. I sydligaste Sverige är bokskog en viktig miljö (Skogsstyrelsen, 2016).</w:t>
+      </w:r>
+    </w:p>
+    <w:p>
+      <w:r>
+        <w:t>Reviren är relativt stora för en småfågel, i genomsnitt omkring 5 hektar men de kan vara upp till 20 hektar. Entitan är en utpräglad stannfågel och rör sig inte långt från kläckningsplatsen; ungfåglarna sprider sig sällan mer än 5 km från födelseplatsen och etablerade fåglar lämnar därefter inte sitt revir (Skogsstyrelsen, 2016). Det häckande paret försvarar sitt revir året runt. De tillåter dock en grupp av ungfåglar att etablera sig inom deras revir och så bildas en vinterflock, vilket sker redan i juni månad. Även under kalla vintrar stannar entitan kvar inom sitt revir. Hittar man entitor vid sitt foderbord beror det på att fågelmatningen ligger inom ett entiterevir (SLU Artdatabanken, 2021). Arten är känslig för fragmentering och har svårt att etablera sig i isolerade skogsområden. Entitan är hålhäckare, men kan inte själv hacka fram sitt hål utan är beroende av miljöer som erbjuder naturliga hål (Skogsstyrelsen, 2016).</w:t>
+      </w:r>
+    </w:p>
+    <w:p>
+      <w:r>
+        <w:t>Arten häckar ofta i skogar som är svagt eller inte alls påverkade av skogsbruk. Särskilt i Svealand ofta i skogar som har höga naturvärden och utgör skogliga värdekärnor. Entitan missgynnas av konventionellt skogsbruk genom minskad förekomst av risiga, flerskiktade skogar liksom av avverkning av lövträdsrika kantzoner. Entitans ortstrohet och dåliga spridningsförmåga gör den känslig för fragmentering (Skogsstyrelsen, 2016).</w:t>
+      </w:r>
+    </w:p>
+    <w:p>
+      <w:pPr>
+        <w:pStyle w:val="Heading2"/>
+      </w:pPr>
+      <w:r>
+        <w:t>Referenser – entita</w:t>
+      </w:r>
+    </w:p>
+    <w:p>
+      <w:r>
+        <w:t xml:space="preserve">Skogsstyrelsen, 2016. </w:t>
+      </w:r>
+      <w:r>
+        <w:rPr>
+          <w:i/>
+        </w:rPr>
+        <w:t xml:space="preserve">Vägledning för hänsyn till entita. </w:t>
+      </w:r>
+      <w:r>
+        <w:t>https://www.skogsstyrelsen.se/globalassets/lag-och-tillsyn/artskydd/vagledningar-for-hansyn-till-faglar/entita-vagledning-hansyn2.pdf</w:t>
+      </w:r>
+    </w:p>
+    <w:p>
+      <w:r>
+        <w:t xml:space="preserve">SLU Artdatabanken, 2021. </w:t>
+      </w:r>
+      <w:r>
+        <w:rPr>
+          <w:i/>
+        </w:rPr>
+        <w:t xml:space="preserve">Artfaktablad. Naturvård – artfakta. </w:t>
+      </w:r>
+      <w:r>
+        <w:t>SLU Artdatabanken, Uppsala</w:t>
+      </w:r>
+    </w:p>
     <w:sectPr>
       <w:headerReference w:type="even" r:id="rId8"/>
       <w:headerReference w:type="default" r:id="rId9"/>
@@ -574,7 +814,7 @@
 </file>
 
 <file path=word/endnotes.xml><?xml version="1.0" encoding="utf-8"?>
-<w:endnotes xmlns:wpc="http://schemas.microsoft.com/office/word/2010/wordprocessingCanvas" xmlns:cx="http://schemas.microsoft.com/office/drawing/2014/chartex" xmlns:cx1="http://schemas.microsoft.com/office/drawing/2015/9/8/chartex" xmlns:cx2="http://schemas.microsoft.com/office/drawing/2015/10/21/chartex" xmlns:cx3="http://schemas.microsoft.com/office/drawing/2016/5/9/chartex" xmlns:cx4="http://schemas.microsoft.com/office/drawing/2016/5/10/chartex" xmlns:cx5="http://schemas.microsoft.com/office/drawing/2016/5/11/chartex" xmlns:cx6="http://schemas.microsoft.com/office/drawing/2016/5/12/chartex" xmlns:cx7="http://schemas.microsoft.com/office/drawing/2016/5/13/chartex" xmlns:cx8="http://schemas.microsoft.com/office/drawing/2016/5/14/chartex" xmlns:mc="http://schemas.openxmlformats.org/markup-compatibility/2006" xmlns:aink="http://schemas.microsoft.com/office/drawing/2016/ink" xmlns:am3d="http://schemas.microsoft.com/office/drawing/2017/model3d" xmlns:o="urn:schemas-microsoft-com:office:office" xmlns:oel="http://schemas.microsoft.com/office/2019/extlst" xmlns:r="http://schemas.openxmlformats.org/officeDocument/2006/relationships" xmlns:m="http://schemas.openxmlformats.org/officeDocument/2006/math" xmlns:v="urn:schemas-microsoft-com:vml" xmlns:wp14="http://schemas.microsoft.com/office/word/2010/wordprocessingDrawing" xmlns:wp="http://schemas.openxmlformats.org/drawingml/2006/wordprocessingDrawing" xmlns:w10="urn:schemas-microsoft-com:office:word" xmlns:w="http://schemas.openxmlformats.org/wordprocessingml/2006/main" xmlns:w14="http://schemas.microsoft.com/office/word/2010/wordml" xmlns:w15="http://schemas.microsoft.com/office/word/2012/wordml" xmlns:w16cex="http://schemas.microsoft.com/office/word/2018/wordml/cex" xmlns:w16cid="http://schemas.microsoft.com/office/word/2016/wordml/cid" xmlns:w16="http://schemas.microsoft.com/office/word/2018/wordml" xmlns:w16sdtdh="http://schemas.microsoft.com/office/word/2020/wordml/sdtdatahash" xmlns:w16se="http://schemas.microsoft.com/office/word/2015/wordml/symex" xmlns:wpg="http://schemas.microsoft.com/office/word/2010/wordprocessingGroup" xmlns:wpi="http://schemas.microsoft.com/office/word/2010/wordprocessingInk" xmlns:wne="http://schemas.microsoft.com/office/word/2006/wordml" xmlns:wps="http://schemas.microsoft.com/office/word/2010/wordprocessingShape" mc:Ignorable="w14 w15 w16se w16cid w16 w16cex w16sdtdh wp14">
+<w:endnotes xmlns:wpc="http://schemas.microsoft.com/office/word/2010/wordprocessingCanvas" xmlns:cx="http://schemas.microsoft.com/office/drawing/2014/chartex" xmlns:cx1="http://schemas.microsoft.com/office/drawing/2015/9/8/chartex" xmlns:cx2="http://schemas.microsoft.com/office/drawing/2015/10/21/chartex" xmlns:cx3="http://schemas.microsoft.com/office/drawing/2016/5/9/chartex" xmlns:cx4="http://schemas.microsoft.com/office/drawing/2016/5/10/chartex" xmlns:cx5="http://schemas.microsoft.com/office/drawing/2016/5/11/chartex" xmlns:cx6="http://schemas.microsoft.com/office/drawing/2016/5/12/chartex" xmlns:cx7="http://schemas.microsoft.com/office/drawing/2016/5/13/chartex" xmlns:cx8="http://schemas.microsoft.com/office/drawing/2016/5/14/chartex" xmlns:mc="http://schemas.openxmlformats.org/markup-compatibility/2006" xmlns:aink="http://schemas.microsoft.com/office/drawing/2016/ink" xmlns:am3d="http://schemas.microsoft.com/office/drawing/2017/model3d" xmlns:o="urn:schemas-microsoft-com:office:office" xmlns:oel="http://schemas.microsoft.com/office/2019/extlst" xmlns:r="http://schemas.openxmlformats.org/officeDocument/2006/relationships" xmlns:m="http://schemas.openxmlformats.org/officeDocument/2006/math" xmlns:v="urn:schemas-microsoft-com:vml" xmlns:wp14="http://schemas.microsoft.com/office/word/2010/wordprocessingDrawing" xmlns:wp="http://schemas.openxmlformats.org/drawingml/2006/wordprocessingDrawing" xmlns:w10="urn:schemas-microsoft-com:office:word" xmlns:w="http://schemas.openxmlformats.org/wordprocessingml/2006/main" xmlns:w14="http://schemas.microsoft.com/office/word/2010/wordml" xmlns:w15="http://schemas.microsoft.com/office/word/2012/wordml" xmlns:w16cex="http://schemas.microsoft.com/office/word/2018/wordml/cex" xmlns:w16cid="http://schemas.microsoft.com/office/word/2016/wordml/cid" xmlns:w16="http://schemas.microsoft.com/office/word/2018/wordml" xmlns:w16du="http://schemas.microsoft.com/office/word/2023/wordml/word16du" xmlns:w16sdtdh="http://schemas.microsoft.com/office/word/2020/wordml/sdtdatahash" xmlns:w16sdtfl="http://schemas.microsoft.com/office/word/2024/wordml/sdtformatlock" xmlns:w16se="http://schemas.microsoft.com/office/word/2015/wordml/symex" xmlns:wpg="http://schemas.microsoft.com/office/word/2010/wordprocessingGroup" xmlns:wpi="http://schemas.microsoft.com/office/word/2010/wordprocessingInk" xmlns:wne="http://schemas.microsoft.com/office/word/2006/wordml" xmlns:wps="http://schemas.microsoft.com/office/word/2010/wordprocessingShape" mc:Ignorable="w14 w15 w16se w16cid w16 w16cex w16sdtdh w16sdtfl w16du wp14">
   <w:endnote w:type="separator" w:id="-1">
     <w:p>
       <w:pPr>
@@ -599,7 +839,7 @@
 </file>
 
 <file path=word/footer1.xml><?xml version="1.0" encoding="utf-8"?>
-<w:ftr xmlns:wpc="http://schemas.microsoft.com/office/word/2010/wordprocessingCanvas" xmlns:cx="http://schemas.microsoft.com/office/drawing/2014/chartex" xmlns:cx1="http://schemas.microsoft.com/office/drawing/2015/9/8/chartex" xmlns:cx2="http://schemas.microsoft.com/office/drawing/2015/10/21/chartex" xmlns:cx3="http://schemas.microsoft.com/office/drawing/2016/5/9/chartex" xmlns:cx4="http://schemas.microsoft.com/office/drawing/2016/5/10/chartex" xmlns:cx5="http://schemas.microsoft.com/office/drawing/2016/5/11/chartex" xmlns:cx6="http://schemas.microsoft.com/office/drawing/2016/5/12/chartex" xmlns:cx7="http://schemas.microsoft.com/office/drawing/2016/5/13/chartex" xmlns:cx8="http://schemas.microsoft.com/office/drawing/2016/5/14/chartex" xmlns:mc="http://schemas.openxmlformats.org/markup-compatibility/2006" xmlns:aink="http://schemas.microsoft.com/office/drawing/2016/ink" xmlns:am3d="http://schemas.microsoft.com/office/drawing/2017/model3d" xmlns:o="urn:schemas-microsoft-com:office:office" xmlns:oel="http://schemas.microsoft.com/office/2019/extlst" xmlns:r="http://schemas.openxmlformats.org/officeDocument/2006/relationships" xmlns:m="http://schemas.openxmlformats.org/officeDocument/2006/math" xmlns:v="urn:schemas-microsoft-com:vml" xmlns:wp14="http://schemas.microsoft.com/office/word/2010/wordprocessingDrawing" xmlns:wp="http://schemas.openxmlformats.org/drawingml/2006/wordprocessingDrawing" xmlns:w10="urn:schemas-microsoft-com:office:word" xmlns:w="http://schemas.openxmlformats.org/wordprocessingml/2006/main" xmlns:w14="http://schemas.microsoft.com/office/word/2010/wordml" xmlns:w15="http://schemas.microsoft.com/office/word/2012/wordml" xmlns:w16cex="http://schemas.microsoft.com/office/word/2018/wordml/cex" xmlns:w16cid="http://schemas.microsoft.com/office/word/2016/wordml/cid" xmlns:w16="http://schemas.microsoft.com/office/word/2018/wordml" xmlns:w16sdtdh="http://schemas.microsoft.com/office/word/2020/wordml/sdtdatahash" xmlns:w16se="http://schemas.microsoft.com/office/word/2015/wordml/symex" xmlns:wpg="http://schemas.microsoft.com/office/word/2010/wordprocessingGroup" xmlns:wpi="http://schemas.microsoft.com/office/word/2010/wordprocessingInk" xmlns:wne="http://schemas.microsoft.com/office/word/2006/wordml" xmlns:wps="http://schemas.microsoft.com/office/word/2010/wordprocessingShape" mc:Ignorable="w14 w15 w16se w16cid w16 w16cex w16sdtdh wp14">
+<w:ftr xmlns:wpc="http://schemas.microsoft.com/office/word/2010/wordprocessingCanvas" xmlns:cx="http://schemas.microsoft.com/office/drawing/2014/chartex" xmlns:cx1="http://schemas.microsoft.com/office/drawing/2015/9/8/chartex" xmlns:cx2="http://schemas.microsoft.com/office/drawing/2015/10/21/chartex" xmlns:cx3="http://schemas.microsoft.com/office/drawing/2016/5/9/chartex" xmlns:cx4="http://schemas.microsoft.com/office/drawing/2016/5/10/chartex" xmlns:cx5="http://schemas.microsoft.com/office/drawing/2016/5/11/chartex" xmlns:cx6="http://schemas.microsoft.com/office/drawing/2016/5/12/chartex" xmlns:cx7="http://schemas.microsoft.com/office/drawing/2016/5/13/chartex" xmlns:cx8="http://schemas.microsoft.com/office/drawing/2016/5/14/chartex" xmlns:mc="http://schemas.openxmlformats.org/markup-compatibility/2006" xmlns:aink="http://schemas.microsoft.com/office/drawing/2016/ink" xmlns:am3d="http://schemas.microsoft.com/office/drawing/2017/model3d" xmlns:o="urn:schemas-microsoft-com:office:office" xmlns:oel="http://schemas.microsoft.com/office/2019/extlst" xmlns:r="http://schemas.openxmlformats.org/officeDocument/2006/relationships" xmlns:m="http://schemas.openxmlformats.org/officeDocument/2006/math" xmlns:v="urn:schemas-microsoft-com:vml" xmlns:wp14="http://schemas.microsoft.com/office/word/2010/wordprocessingDrawing" xmlns:wp="http://schemas.openxmlformats.org/drawingml/2006/wordprocessingDrawing" xmlns:w10="urn:schemas-microsoft-com:office:word" xmlns:w="http://schemas.openxmlformats.org/wordprocessingml/2006/main" xmlns:w14="http://schemas.microsoft.com/office/word/2010/wordml" xmlns:w15="http://schemas.microsoft.com/office/word/2012/wordml" xmlns:w16cex="http://schemas.microsoft.com/office/word/2018/wordml/cex" xmlns:w16cid="http://schemas.microsoft.com/office/word/2016/wordml/cid" xmlns:w16="http://schemas.microsoft.com/office/word/2018/wordml" xmlns:w16du="http://schemas.microsoft.com/office/word/2023/wordml/word16du" xmlns:w16sdtdh="http://schemas.microsoft.com/office/word/2020/wordml/sdtdatahash" xmlns:w16sdtfl="http://schemas.microsoft.com/office/word/2024/wordml/sdtformatlock" xmlns:w16se="http://schemas.microsoft.com/office/word/2015/wordml/symex" xmlns:wpg="http://schemas.microsoft.com/office/word/2010/wordprocessingGroup" xmlns:wpi="http://schemas.microsoft.com/office/word/2010/wordprocessingInk" xmlns:wne="http://schemas.microsoft.com/office/word/2006/wordml" xmlns:wps="http://schemas.microsoft.com/office/word/2010/wordprocessingShape" mc:Ignorable="w14 w15 w16se w16cid w16 w16cex w16sdtdh w16sdtfl w16du wp14">
   <w:p>
     <w:pPr>
       <w:pStyle w:val="Footer"/>
@@ -609,7 +849,7 @@
 </file>
 
 <file path=word/footer2.xml><?xml version="1.0" encoding="utf-8"?>
-<w:ftr xmlns:wpc="http://schemas.microsoft.com/office/word/2010/wordprocessingCanvas" xmlns:cx="http://schemas.microsoft.com/office/drawing/2014/chartex" xmlns:cx1="http://schemas.microsoft.com/office/drawing/2015/9/8/chartex" xmlns:cx2="http://schemas.microsoft.com/office/drawing/2015/10/21/chartex" xmlns:cx3="http://schemas.microsoft.com/office/drawing/2016/5/9/chartex" xmlns:cx4="http://schemas.microsoft.com/office/drawing/2016/5/10/chartex" xmlns:cx5="http://schemas.microsoft.com/office/drawing/2016/5/11/chartex" xmlns:cx6="http://schemas.microsoft.com/office/drawing/2016/5/12/chartex" xmlns:cx7="http://schemas.microsoft.com/office/drawing/2016/5/13/chartex" xmlns:cx8="http://schemas.microsoft.com/office/drawing/2016/5/14/chartex" xmlns:mc="http://schemas.openxmlformats.org/markup-compatibility/2006" xmlns:aink="http://schemas.microsoft.com/office/drawing/2016/ink" xmlns:am3d="http://schemas.microsoft.com/office/drawing/2017/model3d" xmlns:o="urn:schemas-microsoft-com:office:office" xmlns:oel="http://schemas.microsoft.com/office/2019/extlst" xmlns:r="http://schemas.openxmlformats.org/officeDocument/2006/relationships" xmlns:m="http://schemas.openxmlformats.org/officeDocument/2006/math" xmlns:v="urn:schemas-microsoft-com:vml" xmlns:wp14="http://schemas.microsoft.com/office/word/2010/wordprocessingDrawing" xmlns:wp="http://schemas.openxmlformats.org/drawingml/2006/wordprocessingDrawing" xmlns:w10="urn:schemas-microsoft-com:office:word" xmlns:w="http://schemas.openxmlformats.org/wordprocessingml/2006/main" xmlns:w14="http://schemas.microsoft.com/office/word/2010/wordml" xmlns:w15="http://schemas.microsoft.com/office/word/2012/wordml" xmlns:w16cex="http://schemas.microsoft.com/office/word/2018/wordml/cex" xmlns:w16cid="http://schemas.microsoft.com/office/word/2016/wordml/cid" xmlns:w16="http://schemas.microsoft.com/office/word/2018/wordml" xmlns:w16sdtdh="http://schemas.microsoft.com/office/word/2020/wordml/sdtdatahash" xmlns:w16se="http://schemas.microsoft.com/office/word/2015/wordml/symex" xmlns:wpg="http://schemas.microsoft.com/office/word/2010/wordprocessingGroup" xmlns:wpi="http://schemas.microsoft.com/office/word/2010/wordprocessingInk" xmlns:wne="http://schemas.microsoft.com/office/word/2006/wordml" xmlns:wps="http://schemas.microsoft.com/office/word/2010/wordprocessingShape" mc:Ignorable="w14 w15 w16se w16cid w16 w16cex w16sdtdh wp14">
+<w:ftr xmlns:wpc="http://schemas.microsoft.com/office/word/2010/wordprocessingCanvas" xmlns:cx="http://schemas.microsoft.com/office/drawing/2014/chartex" xmlns:cx1="http://schemas.microsoft.com/office/drawing/2015/9/8/chartex" xmlns:cx2="http://schemas.microsoft.com/office/drawing/2015/10/21/chartex" xmlns:cx3="http://schemas.microsoft.com/office/drawing/2016/5/9/chartex" xmlns:cx4="http://schemas.microsoft.com/office/drawing/2016/5/10/chartex" xmlns:cx5="http://schemas.microsoft.com/office/drawing/2016/5/11/chartex" xmlns:cx6="http://schemas.microsoft.com/office/drawing/2016/5/12/chartex" xmlns:cx7="http://schemas.microsoft.com/office/drawing/2016/5/13/chartex" xmlns:cx8="http://schemas.microsoft.com/office/drawing/2016/5/14/chartex" xmlns:mc="http://schemas.openxmlformats.org/markup-compatibility/2006" xmlns:aink="http://schemas.microsoft.com/office/drawing/2016/ink" xmlns:am3d="http://schemas.microsoft.com/office/drawing/2017/model3d" xmlns:o="urn:schemas-microsoft-com:office:office" xmlns:oel="http://schemas.microsoft.com/office/2019/extlst" xmlns:r="http://schemas.openxmlformats.org/officeDocument/2006/relationships" xmlns:m="http://schemas.openxmlformats.org/officeDocument/2006/math" xmlns:v="urn:schemas-microsoft-com:vml" xmlns:wp14="http://schemas.microsoft.com/office/word/2010/wordprocessingDrawing" xmlns:wp="http://schemas.openxmlformats.org/drawingml/2006/wordprocessingDrawing" xmlns:w10="urn:schemas-microsoft-com:office:word" xmlns:w="http://schemas.openxmlformats.org/wordprocessingml/2006/main" xmlns:w14="http://schemas.microsoft.com/office/word/2010/wordml" xmlns:w15="http://schemas.microsoft.com/office/word/2012/wordml" xmlns:w16cex="http://schemas.microsoft.com/office/word/2018/wordml/cex" xmlns:w16cid="http://schemas.microsoft.com/office/word/2016/wordml/cid" xmlns:w16="http://schemas.microsoft.com/office/word/2018/wordml" xmlns:w16du="http://schemas.microsoft.com/office/word/2023/wordml/word16du" xmlns:w16sdtdh="http://schemas.microsoft.com/office/word/2020/wordml/sdtdatahash" xmlns:w16sdtfl="http://schemas.microsoft.com/office/word/2024/wordml/sdtformatlock" xmlns:w16se="http://schemas.microsoft.com/office/word/2015/wordml/symex" xmlns:wpg="http://schemas.microsoft.com/office/word/2010/wordprocessingGroup" xmlns:wpi="http://schemas.microsoft.com/office/word/2010/wordprocessingInk" xmlns:wne="http://schemas.microsoft.com/office/word/2006/wordml" xmlns:wps="http://schemas.microsoft.com/office/word/2010/wordprocessingShape" mc:Ignorable="w14 w15 w16se w16cid w16 w16cex w16sdtdh w16sdtfl w16du wp14">
   <w:p>
     <w:pPr>
       <w:pStyle w:val="Footer"/>
@@ -619,7 +859,7 @@
 </file>
 
 <file path=word/footer3.xml><?xml version="1.0" encoding="utf-8"?>
-<w:ftr xmlns:wpc="http://schemas.microsoft.com/office/word/2010/wordprocessingCanvas" xmlns:cx="http://schemas.microsoft.com/office/drawing/2014/chartex" xmlns:cx1="http://schemas.microsoft.com/office/drawing/2015/9/8/chartex" xmlns:cx2="http://schemas.microsoft.com/office/drawing/2015/10/21/chartex" xmlns:cx3="http://schemas.microsoft.com/office/drawing/2016/5/9/chartex" xmlns:cx4="http://schemas.microsoft.com/office/drawing/2016/5/10/chartex" xmlns:cx5="http://schemas.microsoft.com/office/drawing/2016/5/11/chartex" xmlns:cx6="http://schemas.microsoft.com/office/drawing/2016/5/12/chartex" xmlns:cx7="http://schemas.microsoft.com/office/drawing/2016/5/13/chartex" xmlns:cx8="http://schemas.microsoft.com/office/drawing/2016/5/14/chartex" xmlns:mc="http://schemas.openxmlformats.org/markup-compatibility/2006" xmlns:aink="http://schemas.microsoft.com/office/drawing/2016/ink" xmlns:am3d="http://schemas.microsoft.com/office/drawing/2017/model3d" xmlns:o="urn:schemas-microsoft-com:office:office" xmlns:oel="http://schemas.microsoft.com/office/2019/extlst" xmlns:r="http://schemas.openxmlformats.org/officeDocument/2006/relationships" xmlns:m="http://schemas.openxmlformats.org/officeDocument/2006/math" xmlns:v="urn:schemas-microsoft-com:vml" xmlns:wp14="http://schemas.microsoft.com/office/word/2010/wordprocessingDrawing" xmlns:wp="http://schemas.openxmlformats.org/drawingml/2006/wordprocessingDrawing" xmlns:w10="urn:schemas-microsoft-com:office:word" xmlns:w="http://schemas.openxmlformats.org/wordprocessingml/2006/main" xmlns:w14="http://schemas.microsoft.com/office/word/2010/wordml" xmlns:w15="http://schemas.microsoft.com/office/word/2012/wordml" xmlns:w16cex="http://schemas.microsoft.com/office/word/2018/wordml/cex" xmlns:w16cid="http://schemas.microsoft.com/office/word/2016/wordml/cid" xmlns:w16="http://schemas.microsoft.com/office/word/2018/wordml" xmlns:w16sdtdh="http://schemas.microsoft.com/office/word/2020/wordml/sdtdatahash" xmlns:w16se="http://schemas.microsoft.com/office/word/2015/wordml/symex" xmlns:wpg="http://schemas.microsoft.com/office/word/2010/wordprocessingGroup" xmlns:wpi="http://schemas.microsoft.com/office/word/2010/wordprocessingInk" xmlns:wne="http://schemas.microsoft.com/office/word/2006/wordml" xmlns:wps="http://schemas.microsoft.com/office/word/2010/wordprocessingShape" mc:Ignorable="w14 w15 w16se w16cid w16 w16cex w16sdtdh wp14">
+<w:ftr xmlns:wpc="http://schemas.microsoft.com/office/word/2010/wordprocessingCanvas" xmlns:cx="http://schemas.microsoft.com/office/drawing/2014/chartex" xmlns:cx1="http://schemas.microsoft.com/office/drawing/2015/9/8/chartex" xmlns:cx2="http://schemas.microsoft.com/office/drawing/2015/10/21/chartex" xmlns:cx3="http://schemas.microsoft.com/office/drawing/2016/5/9/chartex" xmlns:cx4="http://schemas.microsoft.com/office/drawing/2016/5/10/chartex" xmlns:cx5="http://schemas.microsoft.com/office/drawing/2016/5/11/chartex" xmlns:cx6="http://schemas.microsoft.com/office/drawing/2016/5/12/chartex" xmlns:cx7="http://schemas.microsoft.com/office/drawing/2016/5/13/chartex" xmlns:cx8="http://schemas.microsoft.com/office/drawing/2016/5/14/chartex" xmlns:mc="http://schemas.openxmlformats.org/markup-compatibility/2006" xmlns:aink="http://schemas.microsoft.com/office/drawing/2016/ink" xmlns:am3d="http://schemas.microsoft.com/office/drawing/2017/model3d" xmlns:o="urn:schemas-microsoft-com:office:office" xmlns:oel="http://schemas.microsoft.com/office/2019/extlst" xmlns:r="http://schemas.openxmlformats.org/officeDocument/2006/relationships" xmlns:m="http://schemas.openxmlformats.org/officeDocument/2006/math" xmlns:v="urn:schemas-microsoft-com:vml" xmlns:wp14="http://schemas.microsoft.com/office/word/2010/wordprocessingDrawing" xmlns:wp="http://schemas.openxmlformats.org/drawingml/2006/wordprocessingDrawing" xmlns:w10="urn:schemas-microsoft-com:office:word" xmlns:w="http://schemas.openxmlformats.org/wordprocessingml/2006/main" xmlns:w14="http://schemas.microsoft.com/office/word/2010/wordml" xmlns:w15="http://schemas.microsoft.com/office/word/2012/wordml" xmlns:w16cex="http://schemas.microsoft.com/office/word/2018/wordml/cex" xmlns:w16cid="http://schemas.microsoft.com/office/word/2016/wordml/cid" xmlns:w16="http://schemas.microsoft.com/office/word/2018/wordml" xmlns:w16du="http://schemas.microsoft.com/office/word/2023/wordml/word16du" xmlns:w16sdtdh="http://schemas.microsoft.com/office/word/2020/wordml/sdtdatahash" xmlns:w16sdtfl="http://schemas.microsoft.com/office/word/2024/wordml/sdtformatlock" xmlns:w16se="http://schemas.microsoft.com/office/word/2015/wordml/symex" xmlns:wpg="http://schemas.microsoft.com/office/word/2010/wordprocessingGroup" xmlns:wpi="http://schemas.microsoft.com/office/word/2010/wordprocessingInk" xmlns:wne="http://schemas.microsoft.com/office/word/2006/wordml" xmlns:wps="http://schemas.microsoft.com/office/word/2010/wordprocessingShape" mc:Ignorable="w14 w15 w16se w16cid w16 w16cex w16sdtdh w16sdtfl w16du wp14">
   <w:p>
     <w:pPr>
       <w:pStyle w:val="Footer"/>
@@ -629,7 +869,7 @@
 </file>
 
 <file path=word/footnotes.xml><?xml version="1.0" encoding="utf-8"?>
-<w:footnotes xmlns:wpc="http://schemas.microsoft.com/office/word/2010/wordprocessingCanvas" xmlns:cx="http://schemas.microsoft.com/office/drawing/2014/chartex" xmlns:cx1="http://schemas.microsoft.com/office/drawing/2015/9/8/chartex" xmlns:cx2="http://schemas.microsoft.com/office/drawing/2015/10/21/chartex" xmlns:cx3="http://schemas.microsoft.com/office/drawing/2016/5/9/chartex" xmlns:cx4="http://schemas.microsoft.com/office/drawing/2016/5/10/chartex" xmlns:cx5="http://schemas.microsoft.com/office/drawing/2016/5/11/chartex" xmlns:cx6="http://schemas.microsoft.com/office/drawing/2016/5/12/chartex" xmlns:cx7="http://schemas.microsoft.com/office/drawing/2016/5/13/chartex" xmlns:cx8="http://schemas.microsoft.com/office/drawing/2016/5/14/chartex" xmlns:mc="http://schemas.openxmlformats.org/markup-compatibility/2006" xmlns:aink="http://schemas.microsoft.com/office/drawing/2016/ink" xmlns:am3d="http://schemas.microsoft.com/office/drawing/2017/model3d" xmlns:o="urn:schemas-microsoft-com:office:office" xmlns:oel="http://schemas.microsoft.com/office/2019/extlst" xmlns:r="http://schemas.openxmlformats.org/officeDocument/2006/relationships" xmlns:m="http://schemas.openxmlformats.org/officeDocument/2006/math" xmlns:v="urn:schemas-microsoft-com:vml" xmlns:wp14="http://schemas.microsoft.com/office/word/2010/wordprocessingDrawing" xmlns:wp="http://schemas.openxmlformats.org/drawingml/2006/wordprocessingDrawing" xmlns:w10="urn:schemas-microsoft-com:office:word" xmlns:w="http://schemas.openxmlformats.org/wordprocessingml/2006/main" xmlns:w14="http://schemas.microsoft.com/office/word/2010/wordml" xmlns:w15="http://schemas.microsoft.com/office/word/2012/wordml" xmlns:w16cex="http://schemas.microsoft.com/office/word/2018/wordml/cex" xmlns:w16cid="http://schemas.microsoft.com/office/word/2016/wordml/cid" xmlns:w16="http://schemas.microsoft.com/office/word/2018/wordml" xmlns:w16sdtdh="http://schemas.microsoft.com/office/word/2020/wordml/sdtdatahash" xmlns:w16se="http://schemas.microsoft.com/office/word/2015/wordml/symex" xmlns:wpg="http://schemas.microsoft.com/office/word/2010/wordprocessingGroup" xmlns:wpi="http://schemas.microsoft.com/office/word/2010/wordprocessingInk" xmlns:wne="http://schemas.microsoft.com/office/word/2006/wordml" xmlns:wps="http://schemas.microsoft.com/office/word/2010/wordprocessingShape" mc:Ignorable="w14 w15 w16se w16cid w16 w16cex w16sdtdh wp14">
+<w:footnotes xmlns:wpc="http://schemas.microsoft.com/office/word/2010/wordprocessingCanvas" xmlns:cx="http://schemas.microsoft.com/office/drawing/2014/chartex" xmlns:cx1="http://schemas.microsoft.com/office/drawing/2015/9/8/chartex" xmlns:cx2="http://schemas.microsoft.com/office/drawing/2015/10/21/chartex" xmlns:cx3="http://schemas.microsoft.com/office/drawing/2016/5/9/chartex" xmlns:cx4="http://schemas.microsoft.com/office/drawing/2016/5/10/chartex" xmlns:cx5="http://schemas.microsoft.com/office/drawing/2016/5/11/chartex" xmlns:cx6="http://schemas.microsoft.com/office/drawing/2016/5/12/chartex" xmlns:cx7="http://schemas.microsoft.com/office/drawing/2016/5/13/chartex" xmlns:cx8="http://schemas.microsoft.com/office/drawing/2016/5/14/chartex" xmlns:mc="http://schemas.openxmlformats.org/markup-compatibility/2006" xmlns:aink="http://schemas.microsoft.com/office/drawing/2016/ink" xmlns:am3d="http://schemas.microsoft.com/office/drawing/2017/model3d" xmlns:o="urn:schemas-microsoft-com:office:office" xmlns:oel="http://schemas.microsoft.com/office/2019/extlst" xmlns:r="http://schemas.openxmlformats.org/officeDocument/2006/relationships" xmlns:m="http://schemas.openxmlformats.org/officeDocument/2006/math" xmlns:v="urn:schemas-microsoft-com:vml" xmlns:wp14="http://schemas.microsoft.com/office/word/2010/wordprocessingDrawing" xmlns:wp="http://schemas.openxmlformats.org/drawingml/2006/wordprocessingDrawing" xmlns:w10="urn:schemas-microsoft-com:office:word" xmlns:w="http://schemas.openxmlformats.org/wordprocessingml/2006/main" xmlns:w14="http://schemas.microsoft.com/office/word/2010/wordml" xmlns:w15="http://schemas.microsoft.com/office/word/2012/wordml" xmlns:w16cex="http://schemas.microsoft.com/office/word/2018/wordml/cex" xmlns:w16cid="http://schemas.microsoft.com/office/word/2016/wordml/cid" xmlns:w16="http://schemas.microsoft.com/office/word/2018/wordml" xmlns:w16du="http://schemas.microsoft.com/office/word/2023/wordml/word16du" xmlns:w16sdtdh="http://schemas.microsoft.com/office/word/2020/wordml/sdtdatahash" xmlns:w16sdtfl="http://schemas.microsoft.com/office/word/2024/wordml/sdtformatlock" xmlns:w16se="http://schemas.microsoft.com/office/word/2015/wordml/symex" xmlns:wpg="http://schemas.microsoft.com/office/word/2010/wordprocessingGroup" xmlns:wpi="http://schemas.microsoft.com/office/word/2010/wordprocessingInk" xmlns:wne="http://schemas.microsoft.com/office/word/2006/wordml" xmlns:wps="http://schemas.microsoft.com/office/word/2010/wordprocessingShape" mc:Ignorable="w14 w15 w16se w16cid w16 w16cex w16sdtdh w16sdtfl w16du wp14">
   <w:footnote w:type="separator" w:id="-1">
     <w:p>
       <w:pPr>
@@ -654,7 +894,7 @@
 </file>
 
 <file path=word/header1.xml><?xml version="1.0" encoding="utf-8"?>
-<w:hdr xmlns:wpc="http://schemas.microsoft.com/office/word/2010/wordprocessingCanvas" xmlns:cx="http://schemas.microsoft.com/office/drawing/2014/chartex" xmlns:cx1="http://schemas.microsoft.com/office/drawing/2015/9/8/chartex" xmlns:cx2="http://schemas.microsoft.com/office/drawing/2015/10/21/chartex" xmlns:cx3="http://schemas.microsoft.com/office/drawing/2016/5/9/chartex" xmlns:cx4="http://schemas.microsoft.com/office/drawing/2016/5/10/chartex" xmlns:cx5="http://schemas.microsoft.com/office/drawing/2016/5/11/chartex" xmlns:cx6="http://schemas.microsoft.com/office/drawing/2016/5/12/chartex" xmlns:cx7="http://schemas.microsoft.com/office/drawing/2016/5/13/chartex" xmlns:cx8="http://schemas.microsoft.com/office/drawing/2016/5/14/chartex" xmlns:mc="http://schemas.openxmlformats.org/markup-compatibility/2006" xmlns:aink="http://schemas.microsoft.com/office/drawing/2016/ink" xmlns:am3d="http://schemas.microsoft.com/office/drawing/2017/model3d" xmlns:o="urn:schemas-microsoft-com:office:office" xmlns:oel="http://schemas.microsoft.com/office/2019/extlst" xmlns:r="http://schemas.openxmlformats.org/officeDocument/2006/relationships" xmlns:m="http://schemas.openxmlformats.org/officeDocument/2006/math" xmlns:v="urn:schemas-microsoft-com:vml" xmlns:wp14="http://schemas.microsoft.com/office/word/2010/wordprocessingDrawing" xmlns:wp="http://schemas.openxmlformats.org/drawingml/2006/wordprocessingDrawing" xmlns:w10="urn:schemas-microsoft-com:office:word" xmlns:w="http://schemas.openxmlformats.org/wordprocessingml/2006/main" xmlns:w14="http://schemas.microsoft.com/office/word/2010/wordml" xmlns:w15="http://schemas.microsoft.com/office/word/2012/wordml" xmlns:w16cex="http://schemas.microsoft.com/office/word/2018/wordml/cex" xmlns:w16cid="http://schemas.microsoft.com/office/word/2016/wordml/cid" xmlns:w16="http://schemas.microsoft.com/office/word/2018/wordml" xmlns:w16sdtdh="http://schemas.microsoft.com/office/word/2020/wordml/sdtdatahash" xmlns:w16se="http://schemas.microsoft.com/office/word/2015/wordml/symex" xmlns:wpg="http://schemas.microsoft.com/office/word/2010/wordprocessingGroup" xmlns:wpi="http://schemas.microsoft.com/office/word/2010/wordprocessingInk" xmlns:wne="http://schemas.microsoft.com/office/word/2006/wordml" xmlns:wps="http://schemas.microsoft.com/office/word/2010/wordprocessingShape" mc:Ignorable="w14 w15 w16se w16cid w16 w16cex w16sdtdh wp14">
+<w:hdr xmlns:wpc="http://schemas.microsoft.com/office/word/2010/wordprocessingCanvas" xmlns:cx="http://schemas.microsoft.com/office/drawing/2014/chartex" xmlns:cx1="http://schemas.microsoft.com/office/drawing/2015/9/8/chartex" xmlns:cx2="http://schemas.microsoft.com/office/drawing/2015/10/21/chartex" xmlns:cx3="http://schemas.microsoft.com/office/drawing/2016/5/9/chartex" xmlns:cx4="http://schemas.microsoft.com/office/drawing/2016/5/10/chartex" xmlns:cx5="http://schemas.microsoft.com/office/drawing/2016/5/11/chartex" xmlns:cx6="http://schemas.microsoft.com/office/drawing/2016/5/12/chartex" xmlns:cx7="http://schemas.microsoft.com/office/drawing/2016/5/13/chartex" xmlns:cx8="http://schemas.microsoft.com/office/drawing/2016/5/14/chartex" xmlns:mc="http://schemas.openxmlformats.org/markup-compatibility/2006" xmlns:aink="http://schemas.microsoft.com/office/drawing/2016/ink" xmlns:am3d="http://schemas.microsoft.com/office/drawing/2017/model3d" xmlns:o="urn:schemas-microsoft-com:office:office" xmlns:oel="http://schemas.microsoft.com/office/2019/extlst" xmlns:r="http://schemas.openxmlformats.org/officeDocument/2006/relationships" xmlns:m="http://schemas.openxmlformats.org/officeDocument/2006/math" xmlns:v="urn:schemas-microsoft-com:vml" xmlns:wp14="http://schemas.microsoft.com/office/word/2010/wordprocessingDrawing" xmlns:wp="http://schemas.openxmlformats.org/drawingml/2006/wordprocessingDrawing" xmlns:w10="urn:schemas-microsoft-com:office:word" xmlns:w="http://schemas.openxmlformats.org/wordprocessingml/2006/main" xmlns:w14="http://schemas.microsoft.com/office/word/2010/wordml" xmlns:w15="http://schemas.microsoft.com/office/word/2012/wordml" xmlns:w16cex="http://schemas.microsoft.com/office/word/2018/wordml/cex" xmlns:w16cid="http://schemas.microsoft.com/office/word/2016/wordml/cid" xmlns:w16="http://schemas.microsoft.com/office/word/2018/wordml" xmlns:w16du="http://schemas.microsoft.com/office/word/2023/wordml/word16du" xmlns:w16sdtdh="http://schemas.microsoft.com/office/word/2020/wordml/sdtdatahash" xmlns:w16sdtfl="http://schemas.microsoft.com/office/word/2024/wordml/sdtformatlock" xmlns:w16se="http://schemas.microsoft.com/office/word/2015/wordml/symex" xmlns:wpg="http://schemas.microsoft.com/office/word/2010/wordprocessingGroup" xmlns:wpi="http://schemas.microsoft.com/office/word/2010/wordprocessingInk" xmlns:wne="http://schemas.microsoft.com/office/word/2006/wordml" xmlns:wps="http://schemas.microsoft.com/office/word/2010/wordprocessingShape" mc:Ignorable="w14 w15 w16se w16cid w16 w16cex w16sdtdh w16sdtfl w16du wp14">
   <w:p>
     <w:pPr>
       <w:pStyle w:val="Header"/>
@@ -664,7 +904,7 @@
 </file>
 
 <file path=word/header2.xml><?xml version="1.0" encoding="utf-8"?>
-<w:hdr xmlns:wpc="http://schemas.microsoft.com/office/word/2010/wordprocessingCanvas" xmlns:cx="http://schemas.microsoft.com/office/drawing/2014/chartex" xmlns:cx1="http://schemas.microsoft.com/office/drawing/2015/9/8/chartex" xmlns:cx2="http://schemas.microsoft.com/office/drawing/2015/10/21/chartex" xmlns:cx3="http://schemas.microsoft.com/office/drawing/2016/5/9/chartex" xmlns:cx4="http://schemas.microsoft.com/office/drawing/2016/5/10/chartex" xmlns:cx5="http://schemas.microsoft.com/office/drawing/2016/5/11/chartex" xmlns:cx6="http://schemas.microsoft.com/office/drawing/2016/5/12/chartex" xmlns:cx7="http://schemas.microsoft.com/office/drawing/2016/5/13/chartex" xmlns:cx8="http://schemas.microsoft.com/office/drawing/2016/5/14/chartex" xmlns:mc="http://schemas.openxmlformats.org/markup-compatibility/2006" xmlns:aink="http://schemas.microsoft.com/office/drawing/2016/ink" xmlns:am3d="http://schemas.microsoft.com/office/drawing/2017/model3d" xmlns:o="urn:schemas-microsoft-com:office:office" xmlns:oel="http://schemas.microsoft.com/office/2019/extlst" xmlns:r="http://schemas.openxmlformats.org/officeDocument/2006/relationships" xmlns:m="http://schemas.openxmlformats.org/officeDocument/2006/math" xmlns:v="urn:schemas-microsoft-com:vml" xmlns:wp14="http://schemas.microsoft.com/office/word/2010/wordprocessingDrawing" xmlns:wp="http://schemas.openxmlformats.org/drawingml/2006/wordprocessingDrawing" xmlns:w10="urn:schemas-microsoft-com:office:word" xmlns:w="http://schemas.openxmlformats.org/wordprocessingml/2006/main" xmlns:w14="http://schemas.microsoft.com/office/word/2010/wordml" xmlns:w15="http://schemas.microsoft.com/office/word/2012/wordml" xmlns:w16cex="http://schemas.microsoft.com/office/word/2018/wordml/cex" xmlns:w16cid="http://schemas.microsoft.com/office/word/2016/wordml/cid" xmlns:w16="http://schemas.microsoft.com/office/word/2018/wordml" xmlns:w16sdtdh="http://schemas.microsoft.com/office/word/2020/wordml/sdtdatahash" xmlns:w16se="http://schemas.microsoft.com/office/word/2015/wordml/symex" xmlns:wpg="http://schemas.microsoft.com/office/word/2010/wordprocessingGroup" xmlns:wpi="http://schemas.microsoft.com/office/word/2010/wordprocessingInk" xmlns:wne="http://schemas.microsoft.com/office/word/2006/wordml" xmlns:wps="http://schemas.microsoft.com/office/word/2010/wordprocessingShape" mc:Ignorable="w14 w15 w16se w16cid w16 w16cex w16sdtdh wp14">
+<w:hdr xmlns:wpc="http://schemas.microsoft.com/office/word/2010/wordprocessingCanvas" xmlns:cx="http://schemas.microsoft.com/office/drawing/2014/chartex" xmlns:cx1="http://schemas.microsoft.com/office/drawing/2015/9/8/chartex" xmlns:cx2="http://schemas.microsoft.com/office/drawing/2015/10/21/chartex" xmlns:cx3="http://schemas.microsoft.com/office/drawing/2016/5/9/chartex" xmlns:cx4="http://schemas.microsoft.com/office/drawing/2016/5/10/chartex" xmlns:cx5="http://schemas.microsoft.com/office/drawing/2016/5/11/chartex" xmlns:cx6="http://schemas.microsoft.com/office/drawing/2016/5/12/chartex" xmlns:cx7="http://schemas.microsoft.com/office/drawing/2016/5/13/chartex" xmlns:cx8="http://schemas.microsoft.com/office/drawing/2016/5/14/chartex" xmlns:mc="http://schemas.openxmlformats.org/markup-compatibility/2006" xmlns:aink="http://schemas.microsoft.com/office/drawing/2016/ink" xmlns:am3d="http://schemas.microsoft.com/office/drawing/2017/model3d" xmlns:o="urn:schemas-microsoft-com:office:office" xmlns:oel="http://schemas.microsoft.com/office/2019/extlst" xmlns:r="http://schemas.openxmlformats.org/officeDocument/2006/relationships" xmlns:m="http://schemas.openxmlformats.org/officeDocument/2006/math" xmlns:v="urn:schemas-microsoft-com:vml" xmlns:wp14="http://schemas.microsoft.com/office/word/2010/wordprocessingDrawing" xmlns:wp="http://schemas.openxmlformats.org/drawingml/2006/wordprocessingDrawing" xmlns:w10="urn:schemas-microsoft-com:office:word" xmlns:w="http://schemas.openxmlformats.org/wordprocessingml/2006/main" xmlns:w14="http://schemas.microsoft.com/office/word/2010/wordml" xmlns:w15="http://schemas.microsoft.com/office/word/2012/wordml" xmlns:w16cex="http://schemas.microsoft.com/office/word/2018/wordml/cex" xmlns:w16cid="http://schemas.microsoft.com/office/word/2016/wordml/cid" xmlns:w16="http://schemas.microsoft.com/office/word/2018/wordml" xmlns:w16du="http://schemas.microsoft.com/office/word/2023/wordml/word16du" xmlns:w16sdtdh="http://schemas.microsoft.com/office/word/2020/wordml/sdtdatahash" xmlns:w16sdtfl="http://schemas.microsoft.com/office/word/2024/wordml/sdtformatlock" xmlns:w16se="http://schemas.microsoft.com/office/word/2015/wordml/symex" xmlns:wpg="http://schemas.microsoft.com/office/word/2010/wordprocessingGroup" xmlns:wpi="http://schemas.microsoft.com/office/word/2010/wordprocessingInk" xmlns:wne="http://schemas.microsoft.com/office/word/2006/wordml" xmlns:wps="http://schemas.microsoft.com/office/word/2010/wordprocessingShape" mc:Ignorable="w14 w15 w16se w16cid w16 w16cex w16sdtdh w16sdtfl w16du wp14">
   <w:p>
     <w:pPr>
       <w:pStyle w:val="Header"/>
@@ -675,7 +915,7 @@
 </file>
 
 <file path=word/header3.xml><?xml version="1.0" encoding="utf-8"?>
-<w:hdr xmlns:wpc="http://schemas.microsoft.com/office/word/2010/wordprocessingCanvas" xmlns:cx="http://schemas.microsoft.com/office/drawing/2014/chartex" xmlns:cx1="http://schemas.microsoft.com/office/drawing/2015/9/8/chartex" xmlns:cx2="http://schemas.microsoft.com/office/drawing/2015/10/21/chartex" xmlns:cx3="http://schemas.microsoft.com/office/drawing/2016/5/9/chartex" xmlns:cx4="http://schemas.microsoft.com/office/drawing/2016/5/10/chartex" xmlns:cx5="http://schemas.microsoft.com/office/drawing/2016/5/11/chartex" xmlns:cx6="http://schemas.microsoft.com/office/drawing/2016/5/12/chartex" xmlns:cx7="http://schemas.microsoft.com/office/drawing/2016/5/13/chartex" xmlns:cx8="http://schemas.microsoft.com/office/drawing/2016/5/14/chartex" xmlns:mc="http://schemas.openxmlformats.org/markup-compatibility/2006" xmlns:aink="http://schemas.microsoft.com/office/drawing/2016/ink" xmlns:am3d="http://schemas.microsoft.com/office/drawing/2017/model3d" xmlns:o="urn:schemas-microsoft-com:office:office" xmlns:oel="http://schemas.microsoft.com/office/2019/extlst" xmlns:r="http://schemas.openxmlformats.org/officeDocument/2006/relationships" xmlns:m="http://schemas.openxmlformats.org/officeDocument/2006/math" xmlns:v="urn:schemas-microsoft-com:vml" xmlns:wp14="http://schemas.microsoft.com/office/word/2010/wordprocessingDrawing" xmlns:wp="http://schemas.openxmlformats.org/drawingml/2006/wordprocessingDrawing" xmlns:w10="urn:schemas-microsoft-com:office:word" xmlns:w="http://schemas.openxmlformats.org/wordprocessingml/2006/main" xmlns:w14="http://schemas.microsoft.com/office/word/2010/wordml" xmlns:w15="http://schemas.microsoft.com/office/word/2012/wordml" xmlns:w16cex="http://schemas.microsoft.com/office/word/2018/wordml/cex" xmlns:w16cid="http://schemas.microsoft.com/office/word/2016/wordml/cid" xmlns:w16="http://schemas.microsoft.com/office/word/2018/wordml" xmlns:w16sdtdh="http://schemas.microsoft.com/office/word/2020/wordml/sdtdatahash" xmlns:w16se="http://schemas.microsoft.com/office/word/2015/wordml/symex" xmlns:wpg="http://schemas.microsoft.com/office/word/2010/wordprocessingGroup" xmlns:wpi="http://schemas.microsoft.com/office/word/2010/wordprocessingInk" xmlns:wne="http://schemas.microsoft.com/office/word/2006/wordml" xmlns:wps="http://schemas.microsoft.com/office/word/2010/wordprocessingShape" mc:Ignorable="w14 w15 w16se w16cid w16 w16cex w16sdtdh wp14">
+<w:hdr xmlns:wpc="http://schemas.microsoft.com/office/word/2010/wordprocessingCanvas" xmlns:cx="http://schemas.microsoft.com/office/drawing/2014/chartex" xmlns:cx1="http://schemas.microsoft.com/office/drawing/2015/9/8/chartex" xmlns:cx2="http://schemas.microsoft.com/office/drawing/2015/10/21/chartex" xmlns:cx3="http://schemas.microsoft.com/office/drawing/2016/5/9/chartex" xmlns:cx4="http://schemas.microsoft.com/office/drawing/2016/5/10/chartex" xmlns:cx5="http://schemas.microsoft.com/office/drawing/2016/5/11/chartex" xmlns:cx6="http://schemas.microsoft.com/office/drawing/2016/5/12/chartex" xmlns:cx7="http://schemas.microsoft.com/office/drawing/2016/5/13/chartex" xmlns:cx8="http://schemas.microsoft.com/office/drawing/2016/5/14/chartex" xmlns:mc="http://schemas.openxmlformats.org/markup-compatibility/2006" xmlns:aink="http://schemas.microsoft.com/office/drawing/2016/ink" xmlns:am3d="http://schemas.microsoft.com/office/drawing/2017/model3d" xmlns:o="urn:schemas-microsoft-com:office:office" xmlns:oel="http://schemas.microsoft.com/office/2019/extlst" xmlns:r="http://schemas.openxmlformats.org/officeDocument/2006/relationships" xmlns:m="http://schemas.openxmlformats.org/officeDocument/2006/math" xmlns:v="urn:schemas-microsoft-com:vml" xmlns:wp14="http://schemas.microsoft.com/office/word/2010/wordprocessingDrawing" xmlns:wp="http://schemas.openxmlformats.org/drawingml/2006/wordprocessingDrawing" xmlns:w10="urn:schemas-microsoft-com:office:word" xmlns:w="http://schemas.openxmlformats.org/wordprocessingml/2006/main" xmlns:w14="http://schemas.microsoft.com/office/word/2010/wordml" xmlns:w15="http://schemas.microsoft.com/office/word/2012/wordml" xmlns:w16cex="http://schemas.microsoft.com/office/word/2018/wordml/cex" xmlns:w16cid="http://schemas.microsoft.com/office/word/2016/wordml/cid" xmlns:w16="http://schemas.microsoft.com/office/word/2018/wordml" xmlns:w16du="http://schemas.microsoft.com/office/word/2023/wordml/word16du" xmlns:w16sdtdh="http://schemas.microsoft.com/office/word/2020/wordml/sdtdatahash" xmlns:w16sdtfl="http://schemas.microsoft.com/office/word/2024/wordml/sdtformatlock" xmlns:w16se="http://schemas.microsoft.com/office/word/2015/wordml/symex" xmlns:wpg="http://schemas.microsoft.com/office/word/2010/wordprocessingGroup" xmlns:wpi="http://schemas.microsoft.com/office/word/2010/wordprocessingInk" xmlns:wne="http://schemas.microsoft.com/office/word/2006/wordml" xmlns:wps="http://schemas.microsoft.com/office/word/2010/wordprocessingShape" mc:Ignorable="w14 w15 w16se w16cid w16 w16cex w16sdtdh w16sdtfl w16du wp14">
   <w:p>
     <w:pPr>
       <w:pStyle w:val="Header"/>
@@ -684,7 +924,7 @@
     <w:r>
       <w:tab/>
       <w:tab/>
-      <w:t>2026-06-17</w:t>
+      <w:t>2026-06-18</w:t>
       <w:br/>
       <w:br/>
     </w:r>
@@ -701,7 +941,7 @@
 </file>
 
 <file path=word/numbering.xml><?xml version="1.0" encoding="utf-8"?>
-<w:numbering xmlns:wpc="http://schemas.microsoft.com/office/word/2010/wordprocessingCanvas" xmlns:cx="http://schemas.microsoft.com/office/drawing/2014/chartex" xmlns:cx1="http://schemas.microsoft.com/office/drawing/2015/9/8/chartex" xmlns:cx2="http://schemas.microsoft.com/office/drawing/2015/10/21/chartex" xmlns:cx3="http://schemas.microsoft.com/office/drawing/2016/5/9/chartex" xmlns:cx4="http://schemas.microsoft.com/office/drawing/2016/5/10/chartex" xmlns:cx5="http://schemas.microsoft.com/office/drawing/2016/5/11/chartex" xmlns:cx6="http://schemas.microsoft.com/office/drawing/2016/5/12/chartex" xmlns:cx7="http://schemas.microsoft.com/office/drawing/2016/5/13/chartex" xmlns:cx8="http://schemas.microsoft.com/office/drawing/2016/5/14/chartex" xmlns:mc="http://schemas.openxmlformats.org/markup-compatibility/2006" xmlns:aink="http://schemas.microsoft.com/office/drawing/2016/ink" xmlns:am3d="http://schemas.microsoft.com/office/drawing/2017/model3d" xmlns:o="urn:schemas-microsoft-com:office:office" xmlns:oel="http://schemas.microsoft.com/office/2019/extlst" xmlns:r="http://schemas.openxmlformats.org/officeDocument/2006/relationships" xmlns:m="http://schemas.openxmlformats.org/officeDocument/2006/math" xmlns:v="urn:schemas-microsoft-com:vml" xmlns:wp14="http://schemas.microsoft.com/office/word/2010/wordprocessingDrawing" xmlns:wp="http://schemas.openxmlformats.org/drawingml/2006/wordprocessingDrawing" xmlns:w10="urn:schemas-microsoft-com:office:word" xmlns:w="http://schemas.openxmlformats.org/wordprocessingml/2006/main" xmlns:w14="http://schemas.microsoft.com/office/word/2010/wordml" xmlns:w15="http://schemas.microsoft.com/office/word/2012/wordml" xmlns:w16cex="http://schemas.microsoft.com/office/word/2018/wordml/cex" xmlns:w16cid="http://schemas.microsoft.com/office/word/2016/wordml/cid" xmlns:w16="http://schemas.microsoft.com/office/word/2018/wordml" xmlns:w16sdtdh="http://schemas.microsoft.com/office/word/2020/wordml/sdtdatahash" xmlns:w16se="http://schemas.microsoft.com/office/word/2015/wordml/symex" xmlns:wpg="http://schemas.microsoft.com/office/word/2010/wordprocessingGroup" xmlns:wpi="http://schemas.microsoft.com/office/word/2010/wordprocessingInk" xmlns:wne="http://schemas.microsoft.com/office/word/2006/wordml" xmlns:wps="http://schemas.microsoft.com/office/word/2010/wordprocessingShape" mc:Ignorable="w14 w15 w16se w16cid w16 w16cex w16sdtdh wp14">
+<w:numbering xmlns:wpc="http://schemas.microsoft.com/office/word/2010/wordprocessingCanvas" xmlns:cx="http://schemas.microsoft.com/office/drawing/2014/chartex" xmlns:cx1="http://schemas.microsoft.com/office/drawing/2015/9/8/chartex" xmlns:cx2="http://schemas.microsoft.com/office/drawing/2015/10/21/chartex" xmlns:cx3="http://schemas.microsoft.com/office/drawing/2016/5/9/chartex" xmlns:cx4="http://schemas.microsoft.com/office/drawing/2016/5/10/chartex" xmlns:cx5="http://schemas.microsoft.com/office/drawing/2016/5/11/chartex" xmlns:cx6="http://schemas.microsoft.com/office/drawing/2016/5/12/chartex" xmlns:cx7="http://schemas.microsoft.com/office/drawing/2016/5/13/chartex" xmlns:cx8="http://schemas.microsoft.com/office/drawing/2016/5/14/chartex" xmlns:mc="http://schemas.openxmlformats.org/markup-compatibility/2006" xmlns:aink="http://schemas.microsoft.com/office/drawing/2016/ink" xmlns:am3d="http://schemas.microsoft.com/office/drawing/2017/model3d" xmlns:o="urn:schemas-microsoft-com:office:office" xmlns:oel="http://schemas.microsoft.com/office/2019/extlst" xmlns:r="http://schemas.openxmlformats.org/officeDocument/2006/relationships" xmlns:m="http://schemas.openxmlformats.org/officeDocument/2006/math" xmlns:v="urn:schemas-microsoft-com:vml" xmlns:wp14="http://schemas.microsoft.com/office/word/2010/wordprocessingDrawing" xmlns:wp="http://schemas.openxmlformats.org/drawingml/2006/wordprocessingDrawing" xmlns:w10="urn:schemas-microsoft-com:office:word" xmlns:w="http://schemas.openxmlformats.org/wordprocessingml/2006/main" xmlns:w14="http://schemas.microsoft.com/office/word/2010/wordml" xmlns:w15="http://schemas.microsoft.com/office/word/2012/wordml" xmlns:w16cex="http://schemas.microsoft.com/office/word/2018/wordml/cex" xmlns:w16cid="http://schemas.microsoft.com/office/word/2016/wordml/cid" xmlns:w16="http://schemas.microsoft.com/office/word/2018/wordml" xmlns:w16du="http://schemas.microsoft.com/office/word/2023/wordml/word16du" xmlns:w16sdtdh="http://schemas.microsoft.com/office/word/2020/wordml/sdtdatahash" xmlns:w16sdtfl="http://schemas.microsoft.com/office/word/2024/wordml/sdtformatlock" xmlns:w16se="http://schemas.microsoft.com/office/word/2015/wordml/symex" xmlns:wpg="http://schemas.microsoft.com/office/word/2010/wordprocessingGroup" xmlns:wpi="http://schemas.microsoft.com/office/word/2010/wordprocessingInk" xmlns:wne="http://schemas.microsoft.com/office/word/2006/wordml" xmlns:wps="http://schemas.microsoft.com/office/word/2010/wordprocessingShape" mc:Ignorable="w14 w15 w16se w16cid w16 w16cex w16sdtdh w16sdtfl w16du wp14">
   <w:abstractNum w:abstractNumId="0" w15:restartNumberingAfterBreak="0">
     <w:nsid w:val="FFFFFF7C"/>
     <w:multiLevelType w:val="singleLevel"/>
@@ -904,7 +1144,7 @@
 </file>
 
 <file path=word/styles.xml><?xml version="1.0" encoding="utf-8"?>
-<w:styles xmlns:mc="http://schemas.openxmlformats.org/markup-compatibility/2006" xmlns:r="http://schemas.openxmlformats.org/officeDocument/2006/relationships" xmlns:w="http://schemas.openxmlformats.org/wordprocessingml/2006/main" xmlns:w14="http://schemas.microsoft.com/office/word/2010/wordml" xmlns:w15="http://schemas.microsoft.com/office/word/2012/wordml" xmlns:w16cex="http://schemas.microsoft.com/office/word/2018/wordml/cex" xmlns:w16cid="http://schemas.microsoft.com/office/word/2016/wordml/cid" xmlns:w16="http://schemas.microsoft.com/office/word/2018/wordml" xmlns:w16sdtdh="http://schemas.microsoft.com/office/word/2020/wordml/sdtdatahash" xmlns:w16se="http://schemas.microsoft.com/office/word/2015/wordml/symex" mc:Ignorable="w14 w15 w16se w16cid w16 w16cex w16sdtdh">
+<w:styles xmlns:mc="http://schemas.openxmlformats.org/markup-compatibility/2006" xmlns:r="http://schemas.openxmlformats.org/officeDocument/2006/relationships" xmlns:w="http://schemas.openxmlformats.org/wordprocessingml/2006/main" xmlns:w14="http://schemas.microsoft.com/office/word/2010/wordml" xmlns:w15="http://schemas.microsoft.com/office/word/2012/wordml" xmlns:w16cex="http://schemas.microsoft.com/office/word/2018/wordml/cex" xmlns:w16cid="http://schemas.microsoft.com/office/word/2016/wordml/cid" xmlns:w16="http://schemas.microsoft.com/office/word/2018/wordml" xmlns:w16du="http://schemas.microsoft.com/office/word/2023/wordml/word16du" xmlns:w16sdtdh="http://schemas.microsoft.com/office/word/2020/wordml/sdtdatahash" xmlns:w16sdtfl="http://schemas.microsoft.com/office/word/2024/wordml/sdtformatlock" xmlns:w16se="http://schemas.microsoft.com/office/word/2015/wordml/symex" mc:Ignorable="w14 w15 w16se w16cid w16 w16cex w16sdtdh w16sdtfl w16du">
   <w:docDefaults>
     <w:rPrDefault>
       <w:rPr>
@@ -1662,7 +1902,7 @@
     <w:link w:val="TitleChar"/>
     <w:uiPriority w:val="10"/>
     <w:qFormat/>
-    <w:rsid w:val="007106C8"/>
+    <w:rsid w:val="00E854FA"/>
     <w:pPr>
       <w:spacing w:after="300" w:line="240" w:lineRule="auto"/>
       <w:contextualSpacing/>
@@ -1672,7 +1912,7 @@
       <w:rFonts w:eastAsiaTheme="majorEastAsia" w:cstheme="majorBidi"/>
       <w:spacing w:val="5"/>
       <w:kern w:val="28"/>
-      <w:sz w:val="52"/>
+      <w:sz w:val="40"/>
       <w:szCs w:val="52"/>
       <w:lang w:val="sv-SE" w:eastAsia="en-US" w:bidi="ar-SA"/>
     </w:rPr>
@@ -1682,12 +1922,12 @@
     <w:basedOn w:val="DefaultParagraphFont"/>
     <w:link w:val="Title"/>
     <w:uiPriority w:val="10"/>
-    <w:rsid w:val="007106C8"/>
+    <w:rsid w:val="00E854FA"/>
     <w:rPr>
       <w:rFonts w:ascii="Times New Roman" w:eastAsiaTheme="majorEastAsia" w:hAnsi="Times New Roman" w:cstheme="majorBidi"/>
       <w:spacing w:val="5"/>
       <w:kern w:val="28"/>
-      <w:sz w:val="52"/>
+      <w:sz w:val="40"/>
       <w:szCs w:val="52"/>
       <w:lang w:val="sv-SE" w:eastAsia="en-US" w:bidi="ar-SA"/>
     </w:rPr>

--- a/klagomål/A 5950-2024 FSC-klagomål.docx
+++ b/klagomål/A 5950-2024 FSC-klagomål.docx
@@ -924,7 +924,7 @@
     <w:r>
       <w:tab/>
       <w:tab/>
-      <w:t>2026-06-18</w:t>
+      <w:t>2026-06-19</w:t>
       <w:br/>
       <w:br/>
     </w:r>

--- a/klagomål/A 5950-2024 FSC-klagomål.docx
+++ b/klagomål/A 5950-2024 FSC-klagomål.docx
@@ -924,7 +924,7 @@
     <w:r>
       <w:tab/>
       <w:tab/>
-      <w:t>2026-06-19</w:t>
+      <w:t>2026-06-20</w:t>
       <w:br/>
       <w:br/>
     </w:r>

--- a/klagomål/A 5950-2024 FSC-klagomål.docx
+++ b/klagomål/A 5950-2024 FSC-klagomål.docx
@@ -168,38 +168,7 @@
     </w:p>
     <w:p>
       <w:r>
-        <w:t>Detta dokument behandlar höga naturvärden i avverkningsanmälan A 5950-2024 i Kristianstads kommun som inkom 2024-02-13 och omfattar 0,7 ha.</w:t>
-      </w:r>
-    </w:p>
-    <w:p>
-      <w:r>
-        <w:t>Nedan presenteras fynd av naturvårdsarter och fridlysta arter som gjorts i det avverkningsanmälda området, samt relevanta utdrag ur standarderna för FSC, Chain of Custody, Controlled Wood och PEFC. I BILAGA 1 finns artfakta om fridlysta arter.</w:t>
-      </w:r>
-    </w:p>
-    <w:p>
-      <w:r>
-        <w:t>Vi förväntar oss att ni återkommer med ett skriftligt svar på vårt klagomål och även beskriver vilka korrigerande åtgärder ni satt in för att rätta till identifierade brister i er efterlevnad av den svenska FSC standarden.</w:t>
-      </w:r>
-    </w:p>
-    <w:p>
-      <w:pPr>
-        <w:pStyle w:val="Heading1"/>
-      </w:pPr>
-      <w:r>
-        <w:t>Naturvårdsarter</w:t>
-      </w:r>
-    </w:p>
-    <w:p>
-      <w:r>
-        <w:t>I och inom 15 meter från avverkningsanmälan har följande 7 naturvårdsarter hittats: entita (NT, T, §4), gullpudra (NT, T), havstulpanlav (S, T), lundvårlök (S, T), rostfläck (S, T), västlig hakmossa (S) och vanlig padda (§6). Av dessa är 2 rödlistade. För rödlistade arter har rödlistekategorin angivits inom parentes. Arter som är signalarter enligt Skogsstyrelsen har markerats med (S). Typiska arter inom Natura 2000 som är kopplade till skogsekosystem har markerats med (T). För fridlysta arter anges även paragrafen i Artskyddsförordningen som arten är fridlyst enligt.</w:t>
-      </w:r>
-    </w:p>
-    <w:p>
-      <w:r>
-        <w:t>De påträffade naturvårdsarterna är ett tydligt kvitto på att det rör sig om en skog med höga naturvärden.</w:t>
-      </w:r>
-      <w:r>
-        <w:t xml:space="preserve"> I Figur 1 visas fyndplatser för naturvårdsarter i området, som finns registrerade på Artportalen.</w:t>
+        <w:t>Detta klagomål behandlar höga naturvärden i avverkningsanmälan A 5950-2024 i Kristianstads kommun som inkom 2024-02-13 och omfattar 0,7 ha.</w:t>
       </w:r>
     </w:p>
     <w:p>
@@ -247,34 +216,35 @@
         <w:spacing w:after="240"/>
       </w:pPr>
       <w:r>
-        <w:t>Figur 1. Fyndplatser för naturvårdsarter i och inom 15 meter från avverkningsanmälan (röd linje). Markörer utan svart kant är placerade på fyndplatsen. Markörer med svart kant är placerade vid sidan av fyndplatsen och har ett svart streck som visar fyndplatsens exakta position. Kartans mittpunktskoordinat är N 6207838, E 438897 i SWEREF 99 TM.</w:t>
+        <w:t>Figur 1. Fyndplatser för naturvårdsarter i och inom 15 meter från avverkningsanmälan. Markörer utan svart kant är placerade på fyndplatsen. Markörer med svart kant är placerade vid sidan av fyndplatsen har ett svart streck som visar fyndplatsens exakta position. Kartans mittpunktskoordinat är N 6207838, E 438897 i SWEREF 99 TM.</w:t>
+      </w:r>
+    </w:p>
+    <w:p>
+      <w:r>
+        <w:t>I och inom 15 meter från avverkningsanmälan finns fynd av 7 naturvårdsarter, varav 2 är rödlistade, 2 är fridlysta, 5 är typiska (T) och 4 är signalarter (S): entita (NT, T, §4), gullpudra (NT, T), havstulpanlav (S, T), lundvårlök (S, T), rostfläck (S, T), västlig hakmossa (S) och vanlig padda (§6). Se Figur 1.</w:t>
+      </w:r>
+    </w:p>
+    <w:p>
+      <w:r>
+        <w:t>Nedan presenteras relevanta utdrag ur standarderna för FSC, Chain of Custody, Controlled Wood och PEFC.</w:t>
+      </w:r>
+    </w:p>
+    <w:p>
+      <w:r>
+        <w:t>Vi förväntar oss att ni återkommer med ett skriftligt svar på vårt klagomål och även beskriver vilka korrigerande åtgärder ni satt in för att rätta till identifierade brister i er efterlevnad av den svenska FSC standarden.</w:t>
       </w:r>
     </w:p>
     <w:p>
       <w:pPr>
-        <w:pStyle w:val="Heading2"/>
+        <w:pStyle w:val="Heading1"/>
       </w:pPr>
       <w:r>
-        <w:t>Fridlysta arter</w:t>
+        <w:t>Naturvårdsarter och fridlysta arter</w:t>
       </w:r>
     </w:p>
     <w:p>
       <w:r>
-        <w:t>Följande fridlysta arter har sina livsmiljöer och växtplatser i den avverkningsanmälda skogen: entita (NT, T, §4) och vanlig padda (§6).</w:t>
-      </w:r>
-    </w:p>
-    <w:p>
-      <w:r>
-        <w:t xml:space="preserve">Observera att medlemsländerna är skyldiga att agera i enlighet med EU:s fågeldirektiv där det uttryckligen står att direktivet gäller för fåglar samt för deras ägg, bon och </w:t>
-      </w:r>
-      <w:r>
-        <w:rPr>
-          <w:b/>
-        </w:rPr>
-        <w:t xml:space="preserve">livsmiljöer </w:t>
-      </w:r>
-      <w:r>
-        <w:t>(artikel 1). Vidare att de åtgärder som vidtas inte får leda till en försämring av den nuvarande situationen beträffande bevarandet av de fågelarter som avses i artikel 1 (artikel 13). Fågeldirektivet är styrande för tillsynsansvariga myndigheters ärendehantering, ställningstaganden och beslutsfattande.</w:t>
+        <w:t>Nedan följer beskrivningar av de naturvårdsarter och fridlysta arter som har sina livsmiljöer och växtplatser i den avverkningsanmälda skogen. Se även ytterligare artfakta i BILAGA 1. De påträffade naturvårdsarterna är ett tydligt kvitto på att det rör sig om en skog med höga naturvärden.</w:t>
       </w:r>
     </w:p>
     <w:p>
@@ -295,19 +265,6 @@
       </w:r>
       <w:r>
         <w:t xml:space="preserve"> (Skogsstyrelsen, 2016, SLU Artdatabanken, 2021).</w:t>
-      </w:r>
-    </w:p>
-    <w:p>
-      <w:r>
-        <w:t>I BILAGA 1 finns mer detaljerad information om ekologi samt krav på livsmiljö hos fridlysta arter.</w:t>
-      </w:r>
-    </w:p>
-    <w:p>
-      <w:pPr>
-        <w:pStyle w:val="Heading2"/>
-      </w:pPr>
-      <w:r>
-        <w:t>Övriga naturvårdsarter</w:t>
       </w:r>
     </w:p>
     <w:p>
@@ -924,7 +881,7 @@
     <w:r>
       <w:tab/>
       <w:tab/>
-      <w:t>2026-06-20</w:t>
+      <w:t>2026-06-21</w:t>
       <w:br/>
       <w:br/>
     </w:r>

--- a/klagomål/A 5950-2024 FSC-klagomål.docx
+++ b/klagomål/A 5950-2024 FSC-klagomål.docx
@@ -881,7 +881,7 @@
     <w:r>
       <w:tab/>
       <w:tab/>
-      <w:t>2026-06-21</w:t>
+      <w:t>2026-06-22</w:t>
       <w:br/>
       <w:br/>
     </w:r>

--- a/klagomål/A 5950-2024 FSC-klagomål.docx
+++ b/klagomål/A 5950-2024 FSC-klagomål.docx
@@ -881,7 +881,7 @@
     <w:r>
       <w:tab/>
       <w:tab/>
-      <w:t>2026-06-22</w:t>
+      <w:t>2026-06-23</w:t>
       <w:br/>
       <w:br/>
     </w:r>

--- a/klagomål/A 5950-2024 FSC-klagomål.docx
+++ b/klagomål/A 5950-2024 FSC-klagomål.docx
@@ -881,7 +881,7 @@
     <w:r>
       <w:tab/>
       <w:tab/>
-      <w:t>2026-06-23</w:t>
+      <w:t>2026-06-24</w:t>
       <w:br/>
       <w:br/>
     </w:r>

--- a/klagomål/A 5950-2024 FSC-klagomål.docx
+++ b/klagomål/A 5950-2024 FSC-klagomål.docx
@@ -881,7 +881,7 @@
     <w:r>
       <w:tab/>
       <w:tab/>
-      <w:t>2026-06-24</w:t>
+      <w:t>2026-06-25</w:t>
       <w:br/>
       <w:br/>
     </w:r>

--- a/klagomål/A 5950-2024 FSC-klagomål.docx
+++ b/klagomål/A 5950-2024 FSC-klagomål.docx
@@ -881,7 +881,7 @@
     <w:r>
       <w:tab/>
       <w:tab/>
-      <w:t>2026-06-25</w:t>
+      <w:t>2026-06-26</w:t>
       <w:br/>
       <w:br/>
     </w:r>

--- a/klagomål/A 5950-2024 FSC-klagomål.docx
+++ b/klagomål/A 5950-2024 FSC-klagomål.docx
@@ -881,7 +881,7 @@
     <w:r>
       <w:tab/>
       <w:tab/>
-      <w:t>2026-06-26</w:t>
+      <w:t>2026-06-27</w:t>
       <w:br/>
       <w:br/>
     </w:r>

--- a/klagomål/A 5950-2024 FSC-klagomål.docx
+++ b/klagomål/A 5950-2024 FSC-klagomål.docx
@@ -881,7 +881,7 @@
     <w:r>
       <w:tab/>
       <w:tab/>
-      <w:t>2026-06-27</w:t>
+      <w:t>2026-06-28</w:t>
       <w:br/>
       <w:br/>
     </w:r>

--- a/klagomål/A 5950-2024 FSC-klagomål.docx
+++ b/klagomål/A 5950-2024 FSC-klagomål.docx
@@ -881,7 +881,7 @@
     <w:r>
       <w:tab/>
       <w:tab/>
-      <w:t>2026-06-28</w:t>
+      <w:t>2026-06-29</w:t>
       <w:br/>
       <w:br/>
     </w:r>
